--- a/docs/规划/网文续写流程规划.docx
+++ b/docs/规划/网文续写流程规划.docx
@@ -28,13 +28,30 @@
         <w:t xml:space="preserve">流程的重心放在三处：从哪里切、守住什么类型、后 2 万字靠什么冲突撑起来。写作线保持全文注入、不阻断；另设一条同步校验线，只自动修正能客观核对的错误。编辑在方向和大纲两处可选介入，不介入时按默认规则继续。</w:t>
       </w:r>
     </w:p>
-    <w:bookmarkStart w:id="20" w:name="一问题定义"/>
+    <w:p>
+      <w:pPr>
+        <w:pStyle w:val="BodyText"/>
+      </w:pPr>
+      <w:r>
+        <w:t xml:space="preserve">本文既写流程设计，也写每个设计是怎么推出来的。每一节先说”我们定了什么”，再说”为什么”。配套文档《网文续写测评指标规划》说明如何判断这套流程的产出好不好。</w:t>
+      </w:r>
+    </w:p>
+    <w:bookmarkStart w:id="23" w:name="一问题定义"/>
     <w:p>
       <w:pPr>
         <w:pStyle w:val="Heading1"/>
       </w:pPr>
       <w:r>
         <w:t xml:space="preserve">一、问题定义</w:t>
+      </w:r>
+    </w:p>
+    <w:bookmarkStart w:id="20" w:name="输入与输出"/>
+    <w:p>
+      <w:pPr>
+        <w:pStyle w:val="Heading2"/>
+      </w:pPr>
+      <w:r>
+        <w:t xml:space="preserve">1.1 输入与输出</w:t>
       </w:r>
     </w:p>
     <w:tbl>
@@ -199,50 +216,121 @@
         </w:tc>
       </w:tr>
     </w:tbl>
+    <w:bookmarkEnd w:id="20"/>
+    <w:bookmarkStart w:id="21" w:name="为什么是续写-删掉结尾"/>
+    <w:p>
+      <w:pPr>
+        <w:pStyle w:val="Heading2"/>
+      </w:pPr>
+      <w:r>
+        <w:t xml:space="preserve">1.2 为什么是”续写 + 删掉结尾”</w:t>
+      </w:r>
+    </w:p>
+    <w:p>
+      <w:pPr>
+        <w:pStyle w:val="FirstParagraph"/>
+      </w:pPr>
+      <w:r>
+        <w:t xml:space="preserve">中途我们一度怀疑这是扩写，最后确认是续写。但原文自带结局，从结局之后硬续，只能拖沓、重复同一种情绪。所以允许删掉原文的结尾部分：</w:t>
+      </w:r>
+      <w:r>
+        <w:rPr>
+          <w:bCs/>
+          <w:b/>
+        </w:rPr>
+        <w:t xml:space="preserve">删掉的那部分不是为了重写文字，而是为了把已经关上的门重新打开。</w:t>
+      </w:r>
+    </w:p>
     <w:p>
       <w:pPr>
         <w:pStyle w:val="BodyText"/>
       </w:pPr>
       <w:r>
-        <w:t xml:space="preserve">为什么要删掉原文结尾：原文自带结局。从结局之后硬续，只能拖沓、重复同一种情绪。删掉的部分是用来把已经关上的门重新打开。</w:t>
-      </w:r>
-    </w:p>
-    <w:p>
-      <w:pPr>
-        <w:pStyle w:val="BodyText"/>
-      </w:pPr>
-      <w:r>
-        <w:t xml:space="preserve">核心矛盾：切得早，续写空间大，但删掉的原作高光多，每个都要补回来；切得晚，原作高光都保住，但门快关上了，新冲突只能硬造。</w:t>
-      </w:r>
-      <w:r>
-        <w:t xml:space="preserve">“</w:t>
-      </w:r>
-      <w:r>
-        <w:t xml:space="preserve">从哪里续</w:t>
-      </w:r>
-      <w:r>
-        <w:t xml:space="preserve">”</w:t>
-      </w:r>
-      <w:r>
-        <w:t xml:space="preserve">和”续写后会不会更爽”是同一个问题。</w:t>
-      </w:r>
-    </w:p>
-    <w:bookmarkEnd w:id="20"/>
-    <w:bookmarkStart w:id="21" w:name="二产品原则"/>
+        <w:t xml:space="preserve">这意味着切点放在哪、门怎么重新打开，是整个流程的第一个关键决策，比写作本身更重要。</w:t>
+      </w:r>
+    </w:p>
+    <w:bookmarkEnd w:id="21"/>
+    <w:bookmarkStart w:id="22" w:name="核心矛盾"/>
+    <w:p>
+      <w:pPr>
+        <w:pStyle w:val="Heading2"/>
+      </w:pPr>
+      <w:r>
+        <w:t xml:space="preserve">1.3 核心矛盾</w:t>
+      </w:r>
+    </w:p>
+    <w:p>
+      <w:pPr>
+        <w:pStyle w:val="FirstParagraph"/>
+      </w:pPr>
+      <w:r>
+        <w:t xml:space="preserve">切点本质上是一个取舍：</w:t>
+      </w:r>
+    </w:p>
+    <w:p>
+      <w:pPr>
+        <w:numPr>
+          <w:ilvl w:val="0"/>
+          <w:numId w:val="1001"/>
+        </w:numPr>
+        <w:pStyle w:val="Compact"/>
+      </w:pPr>
+      <w:r>
+        <w:rPr>
+          <w:bCs/>
+          <w:b/>
+        </w:rPr>
+        <w:t xml:space="preserve">切得早</w:t>
+      </w:r>
+      <w:r>
+        <w:t xml:space="preserve">：续写空间大，但删掉的原作高光多，每个都要补回来，补不好就是降级。</w:t>
+      </w:r>
+    </w:p>
+    <w:p>
+      <w:pPr>
+        <w:numPr>
+          <w:ilvl w:val="0"/>
+          <w:numId w:val="1001"/>
+        </w:numPr>
+        <w:pStyle w:val="Compact"/>
+      </w:pPr>
+      <w:r>
+        <w:rPr>
+          <w:bCs/>
+          <w:b/>
+        </w:rPr>
+        <w:t xml:space="preserve">切得晚</w:t>
+      </w:r>
+      <w:r>
+        <w:t xml:space="preserve">：原作高光都保住，但门快关上了，新冲突只能硬造，2 万字撑不住。</w:t>
+      </w:r>
+    </w:p>
+    <w:p>
+      <w:pPr>
+        <w:pStyle w:val="FirstParagraph"/>
+      </w:pPr>
+      <w:r>
+        <w:t xml:space="preserve">所以”从哪里续写”和”续写后会不会更爽”是同一个问题：找到一个切点，让删掉的高光都能补回来，剩下的空间有足够的势能填满。</w:t>
+      </w:r>
+    </w:p>
+    <w:bookmarkEnd w:id="22"/>
+    <w:bookmarkEnd w:id="23"/>
+    <w:bookmarkStart w:id="27" w:name="二我们是怎么走到这里的"/>
     <w:p>
       <w:pPr>
         <w:pStyle w:val="Heading1"/>
       </w:pPr>
       <w:r>
-        <w:t xml:space="preserve">二、产品原则</w:t>
-      </w:r>
-    </w:p>
-    <w:p>
-      <w:pPr>
-        <w:pStyle w:val="FirstParagraph"/>
-      </w:pPr>
-      <w:r>
-        <w:t xml:space="preserve">所有流程改动都要能回到这几条。</w:t>
+        <w:t xml:space="preserve">二、我们是怎么走到这里的</w:t>
+      </w:r>
+    </w:p>
+    <w:bookmarkStart w:id="24" w:name="三个版本的教训"/>
+    <w:p>
+      <w:pPr>
+        <w:pStyle w:val="Heading2"/>
+      </w:pPr>
+      <w:r>
+        <w:t xml:space="preserve">2.1 三个版本的教训</w:t>
       </w:r>
     </w:p>
     <w:tbl>
@@ -260,8 +348,601 @@
         </w:tblBorders>
       </w:tblPr>
       <w:tblGrid>
-        <w:gridCol w:w="3960"/>
-        <w:gridCol w:w="3960"/>
+        <w:gridCol w:w="1980"/>
+        <w:gridCol w:w="1980"/>
+        <w:gridCol w:w="1980"/>
+        <w:gridCol w:w="1980"/>
+      </w:tblGrid>
+      <w:tr>
+        <w:trPr>
+          <w:tblHeader w:val="true"/>
+        </w:trPr>
+        <w:tc>
+          <w:tcPr>
+            <w:shd w:val="clear" w:fill="EEF1F5"/>
+          </w:tcPr>
+          <w:p>
+            <w:pPr>
+              <w:pStyle w:val="Compact"/>
+              <w:jc w:val="left"/>
+            </w:pPr>
+            <w:r>
+              <w:rPr>
+                <w:b/>
+              </w:rPr>
+              <w:t xml:space="preserve">版本</w:t>
+            </w:r>
+          </w:p>
+        </w:tc>
+        <w:tc>
+          <w:tcPr>
+            <w:shd w:val="clear" w:fill="EEF1F5"/>
+          </w:tcPr>
+          <w:p>
+            <w:pPr>
+              <w:pStyle w:val="Compact"/>
+              <w:jc w:val="left"/>
+            </w:pPr>
+            <w:r>
+              <w:rPr>
+                <w:b/>
+              </w:rPr>
+              <w:t xml:space="preserve">设计</w:t>
+            </w:r>
+          </w:p>
+        </w:tc>
+        <w:tc>
+          <w:tcPr>
+            <w:shd w:val="clear" w:fill="EEF1F5"/>
+          </w:tcPr>
+          <w:p>
+            <w:pPr>
+              <w:pStyle w:val="Compact"/>
+              <w:jc w:val="left"/>
+            </w:pPr>
+            <w:r>
+              <w:rPr>
+                <w:b/>
+              </w:rPr>
+              <w:t xml:space="preserve">结果</w:t>
+            </w:r>
+          </w:p>
+        </w:tc>
+        <w:tc>
+          <w:tcPr>
+            <w:shd w:val="clear" w:fill="EEF1F5"/>
+          </w:tcPr>
+          <w:p>
+            <w:pPr>
+              <w:pStyle w:val="Compact"/>
+              <w:jc w:val="left"/>
+            </w:pPr>
+            <w:r>
+              <w:rPr>
+                <w:b/>
+              </w:rPr>
+              <w:t xml:space="preserve">教训</w:t>
+            </w:r>
+          </w:p>
+        </w:tc>
+      </w:tr>
+      <w:tr>
+        <w:tc>
+          <w:tcPr/>
+          <w:p>
+            <w:pPr>
+              <w:pStyle w:val="Compact"/>
+              <w:jc w:val="left"/>
+            </w:pPr>
+            <w:r>
+              <w:t xml:space="preserve">第一版</w:t>
+            </w:r>
+          </w:p>
+        </w:tc>
+        <w:tc>
+          <w:tcPr/>
+          <w:p>
+            <w:pPr>
+              <w:pStyle w:val="Compact"/>
+              <w:jc w:val="left"/>
+            </w:pPr>
+            <w:r>
+              <w:t xml:space="preserve">六节点流水线 + 故事状态档案 + 逐章审核阻断 + 自动重写 + 8 选 3 方向打分</w:t>
+            </w:r>
+          </w:p>
+        </w:tc>
+        <w:tc>
+          <w:tcPr/>
+          <w:p>
+            <w:pPr>
+              <w:pStyle w:val="Compact"/>
+              <w:jc w:val="left"/>
+            </w:pPr>
+            <w:r>
+              <w:t xml:space="preserve">审核要求引文逐字一致，校验没过就整本卡住，多本书写到第 2 章就失败</w:t>
+            </w:r>
+          </w:p>
+        </w:tc>
+        <w:tc>
+          <w:tcPr/>
+          <w:p>
+            <w:pPr>
+              <w:pStyle w:val="Compact"/>
+              <w:jc w:val="left"/>
+            </w:pPr>
+            <w:r>
+              <w:t xml:space="preserve">结构完整，但大部分设计在解决想象中的问题</w:t>
+            </w:r>
+          </w:p>
+        </w:tc>
+      </w:tr>
+      <w:tr>
+        <w:tc>
+          <w:tcPr/>
+          <w:p>
+            <w:pPr>
+              <w:pStyle w:val="Compact"/>
+              <w:jc w:val="left"/>
+            </w:pPr>
+            <w:r>
+              <w:t xml:space="preserve">继续加机制的分支</w:t>
+            </w:r>
+          </w:p>
+        </w:tc>
+        <w:tc>
+          <w:tcPr/>
+          <w:p>
+            <w:pPr>
+              <w:pStyle w:val="Compact"/>
+              <w:jc w:val="left"/>
+            </w:pPr>
+            <w:r>
+              <w:t xml:space="preserve">保留档案、自动重写、场景字数分配，继续加规则</w:t>
+            </w:r>
+          </w:p>
+        </w:tc>
+        <w:tc>
+          <w:tcPr/>
+          <w:p>
+            <w:pPr>
+              <w:pStyle w:val="Compact"/>
+              <w:jc w:val="left"/>
+            </w:pPr>
+            <w:r>
+              <w:t xml:space="preserve">首稿通过 0 章，单本重写十几次，单本约 120 万 token，最后几乎没有一章通过</w:t>
+            </w:r>
+          </w:p>
+        </w:tc>
+        <w:tc>
+          <w:tcPr/>
+          <w:p>
+            <w:pPr>
+              <w:pStyle w:val="Compact"/>
+              <w:jc w:val="left"/>
+            </w:pPr>
+            <w:r>
+              <w:t xml:space="preserve">用质量判断触发重写，标准模糊，重写不收敛</w:t>
+            </w:r>
+          </w:p>
+        </w:tc>
+      </w:tr>
+      <w:tr>
+        <w:tc>
+          <w:tcPr/>
+          <w:p>
+            <w:pPr>
+              <w:pStyle w:val="Compact"/>
+              <w:jc w:val="left"/>
+            </w:pPr>
+            <w:r>
+              <w:t xml:space="preserve">全文精简分支（当前）</w:t>
+            </w:r>
+          </w:p>
+        </w:tc>
+        <w:tc>
+          <w:tcPr/>
+          <w:p>
+            <w:pPr>
+              <w:pStyle w:val="Compact"/>
+              <w:jc w:val="left"/>
+            </w:pPr>
+            <w:r>
+              <w:t xml:space="preserve">每章输入完整原文和全部前章，不维护档案；审核只给批注</w:t>
+            </w:r>
+          </w:p>
+        </w:tc>
+        <w:tc>
+          <w:tcPr/>
+          <w:p>
+            <w:pPr>
+              <w:pStyle w:val="Compact"/>
+              <w:jc w:val="left"/>
+            </w:pPr>
+            <w:r>
+              <w:t xml:space="preserve">8 章能稳定写完，约 12 次调用，token 大幅下降</w:t>
+            </w:r>
+          </w:p>
+        </w:tc>
+        <w:tc>
+          <w:tcPr/>
+          <w:p>
+            <w:pPr>
+              <w:pStyle w:val="Compact"/>
+              <w:jc w:val="left"/>
+            </w:pPr>
+            <w:r>
+              <w:t xml:space="preserve">只证明了”能跑完”，没证明”写得好”</w:t>
+            </w:r>
+          </w:p>
+        </w:tc>
+      </w:tr>
+    </w:tbl>
+    <w:bookmarkEnd w:id="24"/>
+    <w:bookmarkStart w:id="25" w:name="编辑盲评暴露的三个根因"/>
+    <w:p>
+      <w:pPr>
+        <w:pStyle w:val="Heading2"/>
+      </w:pPr>
+      <w:r>
+        <w:t xml:space="preserve">2.2 编辑盲评暴露的三个根因</w:t>
+      </w:r>
+    </w:p>
+    <w:p>
+      <w:pPr>
+        <w:pStyle w:val="FirstParagraph"/>
+      </w:pPr>
+      <w:r>
+        <w:t xml:space="preserve">第一轮编辑盲评的结论是两个版本都不能用。逐条对照评语和送审正文，三个根因都能找到证据：</w:t>
+      </w:r>
+    </w:p>
+    <w:tbl>
+      <w:tblPr>
+        <w:tblW w:type="pct" w:w="5000"/>
+        <w:tblLook w:firstRow="1" w:lastRow="0" w:firstColumn="0" w:lastColumn="0" w:noHBand="0" w:noVBand="0" w:val="0020"/>
+        <w:jc w:val="start"/>
+        <w:tblBorders>
+          <w:top w:val="single" w:sz="4" w:color="BFBFBF"/>
+          <w:left w:val="single" w:sz="4" w:color="BFBFBF"/>
+          <w:bottom w:val="single" w:sz="4" w:color="BFBFBF"/>
+          <w:right w:val="single" w:sz="4" w:color="BFBFBF"/>
+          <w:insideH w:val="single" w:sz="4" w:color="BFBFBF"/>
+          <w:insideV w:val="single" w:sz="4" w:color="BFBFBF"/>
+        </w:tblBorders>
+      </w:tblPr>
+      <w:tblGrid>
+        <w:gridCol w:w="1980"/>
+        <w:gridCol w:w="1980"/>
+        <w:gridCol w:w="1980"/>
+        <w:gridCol w:w="1980"/>
+      </w:tblGrid>
+      <w:tr>
+        <w:trPr>
+          <w:tblHeader w:val="true"/>
+        </w:trPr>
+        <w:tc>
+          <w:tcPr>
+            <w:shd w:val="clear" w:fill="EEF1F5"/>
+          </w:tcPr>
+          <w:p>
+            <w:pPr>
+              <w:pStyle w:val="Compact"/>
+              <w:jc w:val="left"/>
+            </w:pPr>
+            <w:r>
+              <w:rPr>
+                <w:b/>
+              </w:rPr>
+              <w:t xml:space="preserve">根因</w:t>
+            </w:r>
+          </w:p>
+        </w:tc>
+        <w:tc>
+          <w:tcPr>
+            <w:shd w:val="clear" w:fill="EEF1F5"/>
+          </w:tcPr>
+          <w:p>
+            <w:pPr>
+              <w:pStyle w:val="Compact"/>
+              <w:jc w:val="left"/>
+            </w:pPr>
+            <w:r>
+              <w:rPr>
+                <w:b/>
+              </w:rPr>
+              <w:t xml:space="preserve">编辑评语</w:t>
+            </w:r>
+          </w:p>
+        </w:tc>
+        <w:tc>
+          <w:tcPr>
+            <w:shd w:val="clear" w:fill="EEF1F5"/>
+          </w:tcPr>
+          <w:p>
+            <w:pPr>
+              <w:pStyle w:val="Compact"/>
+              <w:jc w:val="left"/>
+            </w:pPr>
+            <w:r>
+              <w:rPr>
+                <w:b/>
+              </w:rPr>
+              <w:t xml:space="preserve">正文里的证据</w:t>
+            </w:r>
+          </w:p>
+        </w:tc>
+        <w:tc>
+          <w:tcPr>
+            <w:shd w:val="clear" w:fill="EEF1F5"/>
+          </w:tcPr>
+          <w:p>
+            <w:pPr>
+              <w:pStyle w:val="Compact"/>
+              <w:jc w:val="left"/>
+            </w:pPr>
+            <w:r>
+              <w:rPr>
+                <w:b/>
+              </w:rPr>
+              <w:t xml:space="preserve">出在哪一步</w:t>
+            </w:r>
+          </w:p>
+        </w:tc>
+      </w:tr>
+      <w:tr>
+        <w:tc>
+          <w:tcPr/>
+          <w:p>
+            <w:pPr>
+              <w:pStyle w:val="Compact"/>
+              <w:jc w:val="left"/>
+            </w:pPr>
+            <w:r>
+              <w:t xml:space="preserve">切点不对</w:t>
+            </w:r>
+          </w:p>
+        </w:tc>
+        <w:tc>
+          <w:tcPr/>
+          <w:p>
+            <w:pPr>
+              <w:pStyle w:val="Compact"/>
+              <w:jc w:val="left"/>
+            </w:pPr>
+            <w:r>
+              <w:t xml:space="preserve">拖沓、没有新冲突</w:t>
+            </w:r>
+          </w:p>
+        </w:tc>
+        <w:tc>
+          <w:tcPr/>
+          <w:p>
+            <w:pPr>
+              <w:pStyle w:val="Compact"/>
+              <w:jc w:val="left"/>
+            </w:pPr>
+            <w:r>
+              <w:t xml:space="preserve">两个版本的切点都落在主要矛盾解决之后：一个从”法院已判”续，一个从”已在国外开店、一家团聚”续</w:t>
+            </w:r>
+          </w:p>
+        </w:tc>
+        <w:tc>
+          <w:tcPr/>
+          <w:p>
+            <w:pPr>
+              <w:pStyle w:val="Compact"/>
+              <w:jc w:val="left"/>
+            </w:pPr>
+            <w:r>
+              <w:t xml:space="preserve">方向</w:t>
+            </w:r>
+          </w:p>
+        </w:tc>
+      </w:tr>
+      <w:tr>
+        <w:tc>
+          <w:tcPr/>
+          <w:p>
+            <w:pPr>
+              <w:pStyle w:val="Compact"/>
+              <w:jc w:val="left"/>
+            </w:pPr>
+            <w:r>
+              <w:t xml:space="preserve">类型跑偏</w:t>
+            </w:r>
+          </w:p>
+        </w:tc>
+        <w:tc>
+          <w:tcPr/>
+          <w:p>
+            <w:pPr>
+              <w:pStyle w:val="Compact"/>
+              <w:jc w:val="left"/>
+            </w:pPr>
+            <w:r>
+              <w:t xml:space="preserve">人设崩塌、所有人都变成 peace &amp; love、毫无爽感、偏向现实向女性心理成长、男主结局不够惨</w:t>
+            </w:r>
+          </w:p>
+        </w:tc>
+        <w:tc>
+          <w:tcPr/>
+          <w:p>
+            <w:pPr>
+              <w:pStyle w:val="Compact"/>
+              <w:jc w:val="left"/>
+            </w:pPr>
+            <w:r>
+              <w:t xml:space="preserve">原文分析里把”待解决问题”写成”她如何确立边界”；大纲结局写成”不以前夫的后悔衡量幸福”。复仇爽文被读成了女性成长故事</w:t>
+            </w:r>
+          </w:p>
+        </w:tc>
+        <w:tc>
+          <w:tcPr/>
+          <w:p>
+            <w:pPr>
+              <w:pStyle w:val="Compact"/>
+              <w:jc w:val="left"/>
+            </w:pPr>
+            <w:r>
+              <w:t xml:space="preserve">原文理解</w:t>
+            </w:r>
+          </w:p>
+        </w:tc>
+      </w:tr>
+      <w:tr>
+        <w:tc>
+          <w:tcPr/>
+          <w:p>
+            <w:pPr>
+              <w:pStyle w:val="Compact"/>
+              <w:jc w:val="left"/>
+            </w:pPr>
+            <w:r>
+              <w:t xml:space="preserve">形式偏离</w:t>
+            </w:r>
+          </w:p>
+        </w:tc>
+        <w:tc>
+          <w:tcPr/>
+          <w:p>
+            <w:pPr>
+              <w:pStyle w:val="Compact"/>
+              <w:jc w:val="left"/>
+            </w:pPr>
+            <w:r>
+              <w:t xml:space="preserve">章节是原文的 2～4 倍；章尾都是内心独白；文风繁杂、句子变长</w:t>
+            </w:r>
+          </w:p>
+        </w:tc>
+        <w:tc>
+          <w:tcPr/>
+          <w:p>
+            <w:pPr>
+              <w:pStyle w:val="Compact"/>
+              <w:jc w:val="left"/>
+            </w:pPr>
+            <w:r>
+              <w:t xml:space="preserve">原文每章约 1000 字，续写写死 2500 字；对话占比下降、段落变长；章尾大多是感悟句</w:t>
+            </w:r>
+          </w:p>
+        </w:tc>
+        <w:tc>
+          <w:tcPr/>
+          <w:p>
+            <w:pPr>
+              <w:pStyle w:val="Compact"/>
+              <w:jc w:val="left"/>
+            </w:pPr>
+            <w:r>
+              <w:t xml:space="preserve">大纲与写作</w:t>
+            </w:r>
+          </w:p>
+        </w:tc>
+      </w:tr>
+    </w:tbl>
+    <w:p>
+      <w:pPr>
+        <w:pStyle w:val="BodyText"/>
+      </w:pPr>
+      <w:r>
+        <w:t xml:space="preserve">关键判断：</w:t>
+      </w:r>
+      <w:r>
+        <w:rPr>
+          <w:bCs/>
+          <w:b/>
+        </w:rPr>
+        <w:t xml:space="preserve">类型跑偏是方向问题，不是文笔问题。</w:t>
+      </w:r>
+      <w:r>
+        <w:t xml:space="preserve"> </w:t>
+      </w:r>
+      <w:r>
+        <w:t xml:space="preserve">系统在理解原文那一步就读错了类型，后面的大纲和正文只是忠实地执行了一个错误的方向。所以在最后加审核、加人物跑偏检查都修不了源头。</w:t>
+      </w:r>
+    </w:p>
+    <w:bookmarkEnd w:id="25"/>
+    <w:bookmarkStart w:id="26" w:name="由此得出的流程策略"/>
+    <w:p>
+      <w:pPr>
+        <w:pStyle w:val="Heading2"/>
+      </w:pPr>
+      <w:r>
+        <w:t xml:space="preserve">2.3 由此得出的流程策略</w:t>
+      </w:r>
+    </w:p>
+    <w:p>
+      <w:pPr>
+        <w:numPr>
+          <w:ilvl w:val="0"/>
+          <w:numId w:val="1002"/>
+        </w:numPr>
+        <w:pStyle w:val="Compact"/>
+      </w:pPr>
+      <w:r>
+        <w:t xml:space="preserve">把精力放在动笔前的三件事：从哪里切、守住什么类型、后 2 万字靠什么冲突撑。</w:t>
+      </w:r>
+    </w:p>
+    <w:p>
+      <w:pPr>
+        <w:numPr>
+          <w:ilvl w:val="0"/>
+          <w:numId w:val="1002"/>
+        </w:numPr>
+        <w:pStyle w:val="Compact"/>
+      </w:pPr>
+      <w:r>
+        <w:t xml:space="preserve">不加新的工程机制，先把这三件事做对，用编辑评测验证。</w:t>
+      </w:r>
+    </w:p>
+    <w:p>
+      <w:pPr>
+        <w:numPr>
+          <w:ilvl w:val="0"/>
+          <w:numId w:val="1002"/>
+        </w:numPr>
+        <w:pStyle w:val="Compact"/>
+      </w:pPr>
+      <w:r>
+        <w:t xml:space="preserve">文笔层面的问题交给模型能力，不做专门机制。</w:t>
+      </w:r>
+    </w:p>
+    <w:bookmarkEnd w:id="26"/>
+    <w:bookmarkEnd w:id="27"/>
+    <w:bookmarkStart w:id="28" w:name="三产品原则"/>
+    <w:p>
+      <w:pPr>
+        <w:pStyle w:val="Heading1"/>
+      </w:pPr>
+      <w:r>
+        <w:t xml:space="preserve">三、产品原则</w:t>
+      </w:r>
+    </w:p>
+    <w:p>
+      <w:pPr>
+        <w:pStyle w:val="FirstParagraph"/>
+      </w:pPr>
+      <w:r>
+        <w:t xml:space="preserve">所有流程改动都要能回到这几条。和这几条冲突的需求，先改原则，再改流程。</w:t>
+      </w:r>
+    </w:p>
+    <w:tbl>
+      <w:tblPr>
+        <w:tblW w:type="pct" w:w="5000"/>
+        <w:tblLook w:firstRow="1" w:lastRow="0" w:firstColumn="0" w:lastColumn="0" w:noHBand="0" w:noVBand="0" w:val="0020"/>
+        <w:jc w:val="start"/>
+        <w:tblBorders>
+          <w:top w:val="single" w:sz="4" w:color="BFBFBF"/>
+          <w:left w:val="single" w:sz="4" w:color="BFBFBF"/>
+          <w:bottom w:val="single" w:sz="4" w:color="BFBFBF"/>
+          <w:right w:val="single" w:sz="4" w:color="BFBFBF"/>
+          <w:insideH w:val="single" w:sz="4" w:color="BFBFBF"/>
+          <w:insideV w:val="single" w:sz="4" w:color="BFBFBF"/>
+        </w:tblBorders>
+      </w:tblPr>
+      <w:tblGrid>
+        <w:gridCol w:w="2640"/>
+        <w:gridCol w:w="2640"/>
+        <w:gridCol w:w="2640"/>
       </w:tblGrid>
       <w:tr>
         <w:trPr>
@@ -301,6 +982,23 @@
             </w:r>
           </w:p>
         </w:tc>
+        <w:tc>
+          <w:tcPr>
+            <w:shd w:val="clear" w:fill="EEF1F5"/>
+          </w:tcPr>
+          <w:p>
+            <w:pPr>
+              <w:pStyle w:val="Compact"/>
+              <w:jc w:val="left"/>
+            </w:pPr>
+            <w:r>
+              <w:rPr>
+                <w:b/>
+              </w:rPr>
+              <w:t xml:space="preserve">来源</w:t>
+            </w:r>
+          </w:p>
+        </w:tc>
       </w:tr>
       <w:tr>
         <w:tc>
@@ -327,6 +1025,18 @@
             </w:r>
           </w:p>
         </w:tc>
+        <w:tc>
+          <w:tcPr/>
+          <w:p>
+            <w:pPr>
+              <w:pStyle w:val="Compact"/>
+              <w:jc w:val="left"/>
+            </w:pPr>
+            <w:r>
+              <w:t xml:space="preserve">问题定义</w:t>
+            </w:r>
+          </w:p>
+        </w:tc>
       </w:tr>
       <w:tr>
         <w:tc>
@@ -365,6 +1075,18 @@
             </w:r>
           </w:p>
         </w:tc>
+        <w:tc>
+          <w:tcPr/>
+          <w:p>
+            <w:pPr>
+              <w:pStyle w:val="Compact"/>
+              <w:jc w:val="left"/>
+            </w:pPr>
+            <w:r>
+              <w:t xml:space="preserve">根因：类型跑偏</w:t>
+            </w:r>
+          </w:p>
+        </w:tc>
       </w:tr>
       <w:tr>
         <w:tc>
@@ -391,6 +1113,18 @@
             </w:r>
           </w:p>
         </w:tc>
+        <w:tc>
+          <w:tcPr/>
+          <w:p>
+            <w:pPr>
+              <w:pStyle w:val="Compact"/>
+              <w:jc w:val="left"/>
+            </w:pPr>
+            <w:r>
+              <w:t xml:space="preserve">根因：切点不对</w:t>
+            </w:r>
+          </w:p>
+        </w:tc>
       </w:tr>
       <w:tr>
         <w:tc>
@@ -417,6 +1151,18 @@
             </w:r>
           </w:p>
         </w:tc>
+        <w:tc>
+          <w:tcPr/>
+          <w:p>
+            <w:pPr>
+              <w:pStyle w:val="Compact"/>
+              <w:jc w:val="left"/>
+            </w:pPr>
+            <w:r>
+              <w:t xml:space="preserve">切点的核心矛盾</w:t>
+            </w:r>
+          </w:p>
+        </w:tc>
       </w:tr>
       <w:tr>
         <w:tc>
@@ -443,6 +1189,18 @@
             </w:r>
           </w:p>
         </w:tc>
+        <w:tc>
+          <w:tcPr/>
+          <w:p>
+            <w:pPr>
+              <w:pStyle w:val="Compact"/>
+              <w:jc w:val="left"/>
+            </w:pPr>
+            <w:r>
+              <w:t xml:space="preserve">续写要比原作更爽</w:t>
+            </w:r>
+          </w:p>
+        </w:tc>
       </w:tr>
       <w:tr>
         <w:tc>
@@ -469,6 +1227,18 @@
             </w:r>
           </w:p>
         </w:tc>
+        <w:tc>
+          <w:tcPr/>
+          <w:p>
+            <w:pPr>
+              <w:pStyle w:val="Compact"/>
+              <w:jc w:val="left"/>
+            </w:pPr>
+            <w:r>
+              <w:t xml:space="preserve">拖着原矛盾写就是水文</w:t>
+            </w:r>
+          </w:p>
+        </w:tc>
       </w:tr>
       <w:tr>
         <w:tc>
@@ -495,6 +1265,18 @@
             </w:r>
           </w:p>
         </w:tc>
+        <w:tc>
+          <w:tcPr/>
+          <w:p>
+            <w:pPr>
+              <w:pStyle w:val="Compact"/>
+              <w:jc w:val="left"/>
+            </w:pPr>
+            <w:r>
+              <w:t xml:space="preserve">根因：形式偏离</w:t>
+            </w:r>
+          </w:p>
+        </w:tc>
       </w:tr>
       <w:tr>
         <w:tc>
@@ -521,6 +1303,18 @@
             </w:r>
           </w:p>
         </w:tc>
+        <w:tc>
+          <w:tcPr/>
+          <w:p>
+            <w:pPr>
+              <w:pStyle w:val="Compact"/>
+              <w:jc w:val="left"/>
+            </w:pPr>
+            <w:r>
+              <w:t xml:space="preserve">第一版的教训</w:t>
+            </w:r>
+          </w:p>
+        </w:tc>
       </w:tr>
       <w:tr>
         <w:tc>
@@ -547,6 +1341,18 @@
             </w:r>
           </w:p>
         </w:tc>
+        <w:tc>
+          <w:tcPr/>
+          <w:p>
+            <w:pPr>
+              <w:pStyle w:val="Compact"/>
+              <w:jc w:val="left"/>
+            </w:pPr>
+            <w:r>
+              <w:t xml:space="preserve">加机制分支的教训</w:t>
+            </w:r>
+          </w:p>
+        </w:tc>
       </w:tr>
       <w:tr>
         <w:tc>
@@ -573,6 +1379,18 @@
             </w:r>
           </w:p>
         </w:tc>
+        <w:tc>
+          <w:tcPr/>
+          <w:p>
+            <w:pPr>
+              <w:pStyle w:val="Compact"/>
+              <w:jc w:val="left"/>
+            </w:pPr>
+            <w:r>
+              <w:t xml:space="preserve">批量生产场景</w:t>
+            </w:r>
+          </w:p>
+        </w:tc>
       </w:tr>
       <w:tr>
         <w:tc>
@@ -599,16 +1417,28 @@
             </w:r>
           </w:p>
         </w:tc>
+        <w:tc>
+          <w:tcPr/>
+          <w:p>
+            <w:pPr>
+              <w:pStyle w:val="Compact"/>
+              <w:jc w:val="left"/>
+            </w:pPr>
+            <w:r>
+              <w:t xml:space="preserve">评测架构</w:t>
+            </w:r>
+          </w:p>
+        </w:tc>
       </w:tr>
     </w:tbl>
-    <w:bookmarkEnd w:id="21"/>
-    <w:bookmarkStart w:id="22" w:name="三整体流程"/>
+    <w:bookmarkEnd w:id="28"/>
+    <w:bookmarkStart w:id="29" w:name="四整体流程"/>
     <w:p>
       <w:pPr>
         <w:pStyle w:val="Heading1"/>
       </w:pPr>
       <w:r>
-        <w:t xml:space="preserve">三、整体流程</w:t>
+        <w:t xml:space="preserve">四、整体流程</w:t>
       </w:r>
     </w:p>
     <w:tbl>
@@ -1286,26 +2116,26 @@
         <w:pStyle w:val="BodyText"/>
       </w:pPr>
       <w:r>
-        <w:t xml:space="preserve">批量模式下，所有书先跑到方向，编辑集中选一遍；再跑到大纲，编辑集中看一遍；然后自动写完。编辑在两个时间点各批量处理一次，不需要逐本跟进。</w:t>
-      </w:r>
-    </w:p>
-    <w:bookmarkEnd w:id="22"/>
-    <w:bookmarkStart w:id="31" w:name="四各节点设计"/>
+        <w:t xml:space="preserve">批量模式下的实际节奏：所有书先跑到方向，编辑集中选一遍；再跑到大纲，编辑集中看一遍；然后自动写完。编辑在两个时间点各批量处理一次，比一本一本跟进更省力。</w:t>
+      </w:r>
+    </w:p>
+    <w:bookmarkEnd w:id="29"/>
+    <w:bookmarkStart w:id="43" w:name="五各节点设计"/>
     <w:p>
       <w:pPr>
         <w:pStyle w:val="Heading1"/>
       </w:pPr>
       <w:r>
-        <w:t xml:space="preserve">四、各节点设计</w:t>
-      </w:r>
-    </w:p>
-    <w:bookmarkStart w:id="23" w:name="n1-原文理解"/>
+        <w:t xml:space="preserve">五、各节点设计</w:t>
+      </w:r>
+    </w:p>
+    <w:bookmarkStart w:id="30" w:name="n1-原文理解"/>
     <w:p>
       <w:pPr>
         <w:pStyle w:val="Heading2"/>
       </w:pPr>
       <w:r>
-        <w:t xml:space="preserve">4.1 N1 原文理解</w:t>
+        <w:t xml:space="preserve">5.1 N1 原文理解</w:t>
       </w:r>
     </w:p>
     <w:p>
@@ -1313,7 +2143,17 @@
         <w:pStyle w:val="FirstParagraph"/>
       </w:pPr>
       <w:r>
-        <w:t xml:space="preserve">模型直接产出，编辑只看不改。这一步决定后面所有节点的方向，上一轮类型跑偏就是从这里开始的。</w:t>
+        <w:rPr>
+          <w:bCs/>
+          <w:b/>
+        </w:rPr>
+        <w:t xml:space="preserve">定了什么：</w:t>
+      </w:r>
+      <w:r>
+        <w:t xml:space="preserve"> </w:t>
+      </w:r>
+      <w:r>
+        <w:t xml:space="preserve">由模型直接产出，编辑只看不改。</w:t>
       </w:r>
     </w:p>
     <w:tbl>
@@ -1564,7 +2404,7 @@
               <w:jc w:val="left"/>
             </w:pPr>
             <w:r>
-              <w:t xml:space="preserve">漏网反派、未兑现狠话、未用完的设定或谜团、未展开人物、主角软肋；每条附原文依据和强度</w:t>
+              <w:t xml:space="preserve">五类素材，每条附原文依据和强度</w:t>
             </w:r>
           </w:p>
         </w:tc>
@@ -1625,23 +2465,159 @@
         <w:pStyle w:val="BodyText"/>
       </w:pPr>
       <w:r>
-        <w:t xml:space="preserve">强度有统一标尺：5 为改变主角命运或核心真相揭晓，3 为一次完整的当众打脸，1 为铺垫性小爽点。</w:t>
-      </w:r>
-    </w:p>
-    <w:bookmarkEnd w:id="23"/>
-    <w:bookmarkStart w:id="24" w:name="n2-方向生成"/>
+        <w:rPr>
+          <w:bCs/>
+          <w:b/>
+        </w:rPr>
+        <w:t xml:space="preserve">为什么：</w:t>
+      </w:r>
+    </w:p>
+    <w:p>
+      <w:pPr>
+        <w:numPr>
+          <w:ilvl w:val="0"/>
+          <w:numId w:val="1003"/>
+        </w:numPr>
+        <w:pStyle w:val="Compact"/>
+      </w:pPr>
+      <w:r>
+        <w:rPr>
+          <w:bCs/>
+          <w:b/>
+        </w:rPr>
+        <w:t xml:space="preserve">类型契约放在最前面</w:t>
+      </w:r>
+      <w:r>
+        <w:t xml:space="preserve">，因为上一轮类型跑偏正是从理解原文这一步开始的。契约里明确写出”禁止的走向”（把复仇写成和解、把爽文写成女性自我成长、让反派洗白），后面每个节点都受它约束。</w:t>
+      </w:r>
+    </w:p>
+    <w:p>
+      <w:pPr>
+        <w:numPr>
+          <w:ilvl w:val="0"/>
+          <w:numId w:val="1003"/>
+        </w:numPr>
+        <w:pStyle w:val="Compact"/>
+      </w:pPr>
+      <w:r>
+        <w:rPr>
+          <w:bCs/>
+          <w:b/>
+        </w:rPr>
+        <w:t xml:space="preserve">高光不只看爽点。</w:t>
+      </w:r>
+      <w:r>
+        <w:t xml:space="preserve"> </w:t>
+      </w:r>
+      <w:r>
+        <w:t xml:space="preserve">我们逐本读了 8 本测试小说，发现原文后 20% 有四种内容：爽点兑现、情感高光、反转揭秘、已经是第二冲突。只保护爽点，会丢掉一些书里最好的段落，比如主角被亲人认出身份的情感戏、</w:t>
+      </w:r>
+      <w:r>
+        <w:t xml:space="preserve">“</w:t>
+      </w:r>
+      <w:r>
+        <w:t xml:space="preserve">原来是将计就计</w:t>
+      </w:r>
+      <w:r>
+        <w:t xml:space="preserve">”</w:t>
+      </w:r>
+      <w:r>
+        <w:t xml:space="preserve">的反转。</w:t>
+      </w:r>
+    </w:p>
+    <w:p>
+      <w:pPr>
+        <w:numPr>
+          <w:ilvl w:val="0"/>
+          <w:numId w:val="1003"/>
+        </w:numPr>
+        <w:pStyle w:val="Compact"/>
+      </w:pPr>
+      <w:r>
+        <w:rPr>
+          <w:bCs/>
+          <w:b/>
+        </w:rPr>
+        <w:t xml:space="preserve">剩余势能按固定五类找</w:t>
+      </w:r>
+      <w:r>
+        <w:t xml:space="preserve">：漏网反派、未兑现的狠话、埋了没用的设定或谜团、提到过但没展开的人物、主角的软肋。8 本书都能在这五类里找到可用势能，说明它可以做成固定的诊断清单。</w:t>
+      </w:r>
+    </w:p>
+    <w:p>
+      <w:pPr>
+        <w:numPr>
+          <w:ilvl w:val="0"/>
+          <w:numId w:val="1003"/>
+        </w:numPr>
+        <w:pStyle w:val="Compact"/>
+      </w:pPr>
+      <w:r>
+        <w:rPr>
+          <w:bCs/>
+          <w:b/>
+        </w:rPr>
+        <w:t xml:space="preserve">强度有统一标尺</w:t>
+      </w:r>
+      <w:r>
+        <w:t xml:space="preserve">（5 为改变主角命运或核心真相揭晓，3 为一次完整的当众打脸，1 为铺垫性小爽点），否则模型自评的强度跨书无法比较，</w:t>
+      </w:r>
+      <w:r>
+        <w:t xml:space="preserve">“</w:t>
+      </w:r>
+      <w:r>
+        <w:t xml:space="preserve">不丢</w:t>
+      </w:r>
+      <w:r>
+        <w:t xml:space="preserve">”</w:t>
+      </w:r>
+      <w:r>
+        <w:t xml:space="preserve">和”新高”也无法检查。</w:t>
+      </w:r>
+    </w:p>
+    <w:p>
+      <w:pPr>
+        <w:numPr>
+          <w:ilvl w:val="0"/>
+          <w:numId w:val="1003"/>
+        </w:numPr>
+        <w:pStyle w:val="Compact"/>
+      </w:pPr>
+      <w:r>
+        <w:rPr>
+          <w:bCs/>
+          <w:b/>
+        </w:rPr>
+        <w:t xml:space="preserve">编辑只看不改</w:t>
+      </w:r>
+      <w:r>
+        <w:t xml:space="preserve">：编辑的反馈来自他们选择和否决方向的理由，不让编辑做标注工作。</w:t>
+      </w:r>
+    </w:p>
+    <w:bookmarkEnd w:id="30"/>
+    <w:bookmarkStart w:id="31" w:name="n2-方向生成"/>
     <w:p>
       <w:pPr>
         <w:pStyle w:val="Heading2"/>
       </w:pPr>
       <w:r>
-        <w:t xml:space="preserve">4.2 N2 方向生成</w:t>
+        <w:t xml:space="preserve">5.2 N2 方向生成</w:t>
       </w:r>
     </w:p>
     <w:p>
       <w:pPr>
         <w:pStyle w:val="FirstParagraph"/>
       </w:pPr>
+      <w:r>
+        <w:rPr>
+          <w:bCs/>
+          <w:b/>
+        </w:rPr>
+        <w:t xml:space="preserve">定了什么：</w:t>
+      </w:r>
+      <w:r>
+        <w:t xml:space="preserve"> </w:t>
+      </w:r>
       <w:r>
         <w:t xml:space="preserve">三个方向固定走三条路线，差异在切点、势能和高光处理方式，而不是换三个套路。</w:t>
       </w:r>
@@ -1849,17 +2825,29 @@
         <w:pStyle w:val="BodyText"/>
       </w:pPr>
       <w:r>
-        <w:t xml:space="preserve">代码可检查项：切点 ≤ 门关上、保留比例 ≥ 60%（代码计算，不信模型填的值）、账本覆盖全部被删高光、势能可在清单中找到且强度 ≥ 3。</w:t>
-      </w:r>
-    </w:p>
-    <w:bookmarkEnd w:id="24"/>
-    <w:bookmarkStart w:id="25" w:name="编辑介入与默认规则"/>
-    <w:p>
-      <w:pPr>
-        <w:pStyle w:val="Heading2"/>
-      </w:pPr>
-      <w:r>
-        <w:t xml:space="preserve">4.3 编辑介入与默认规则</w:t>
+        <w:rPr>
+          <w:bCs/>
+          <w:b/>
+        </w:rPr>
+        <w:t xml:space="preserve">为什么切点是方向的产出，而不是一个独立决策：</w:t>
+      </w:r>
+    </w:p>
+    <w:p>
+      <w:pPr>
+        <w:pStyle w:val="BodyText"/>
+      </w:pPr>
+      <w:r>
+        <w:t xml:space="preserve">原作 1 万字里，高潮一般在 75%～80% 处；续成 3 万字后，它只在 25%～30% 处。也就是说，</w:t>
+      </w:r>
+      <w:r>
+        <w:rPr>
+          <w:bCs/>
+          <w:b/>
+        </w:rPr>
+        <w:t xml:space="preserve">原高潮必然变成新故事前段的一个节点</w:t>
+      </w:r>
+      <w:r>
+        <w:t xml:space="preserve">。先要决定怎么处理原高潮，切点才是这个决定的结果。处理原高潮有三种方式：</w:t>
       </w:r>
     </w:p>
     <w:tbl>
@@ -1897,7 +2885,7 @@
               <w:rPr>
                 <w:b/>
               </w:rPr>
-              <w:t xml:space="preserve">设计</w:t>
+              <w:t xml:space="preserve">处理方式</w:t>
             </w:r>
           </w:p>
         </w:tc>
@@ -1914,220 +2902,144 @@
               <w:rPr>
                 <w:b/>
               </w:rPr>
-              <w:t xml:space="preserve">内容</w:t>
-            </w:r>
-          </w:p>
-        </w:tc>
-      </w:tr>
-      <w:tr>
-        <w:tc>
-          <w:tcPr/>
-          <w:p>
-            <w:pPr>
-              <w:pStyle w:val="Compact"/>
-              <w:jc w:val="left"/>
-            </w:pPr>
-            <w:r>
-              <w:t xml:space="preserve">介入方式</w:t>
-            </w:r>
-          </w:p>
-        </w:tc>
-        <w:tc>
-          <w:tcPr/>
-          <w:p>
-            <w:pPr>
-              <w:pStyle w:val="Compact"/>
-              <w:jc w:val="left"/>
-            </w:pPr>
-            <w:r>
-              <w:t xml:space="preserve">方向和大纲两处可以介入也可以不介入</w:t>
-            </w:r>
-          </w:p>
-        </w:tc>
-      </w:tr>
-      <w:tr>
-        <w:tc>
-          <w:tcPr/>
-          <w:p>
-            <w:pPr>
-              <w:pStyle w:val="Compact"/>
-              <w:jc w:val="left"/>
-            </w:pPr>
-            <w:r>
-              <w:t xml:space="preserve">默认规则</w:t>
-            </w:r>
-          </w:p>
-        </w:tc>
-        <w:tc>
-          <w:tcPr/>
-          <w:p>
-            <w:pPr>
-              <w:pStyle w:val="Compact"/>
-              <w:jc w:val="left"/>
-            </w:pPr>
-            <w:r>
-              <w:t xml:space="preserve">方向默认选稳妥路线：保留原作高潮，降级风险最小</w:t>
-            </w:r>
-          </w:p>
-        </w:tc>
-      </w:tr>
-      <w:tr>
-        <w:tc>
-          <w:tcPr/>
-          <w:p>
-            <w:pPr>
-              <w:pStyle w:val="Compact"/>
-              <w:jc w:val="left"/>
-            </w:pPr>
-            <w:r>
-              <w:t xml:space="preserve">为什么不用模型打分</w:t>
-            </w:r>
-          </w:p>
-        </w:tc>
-        <w:tc>
-          <w:tcPr/>
-          <w:p>
-            <w:pPr>
-              <w:pStyle w:val="Compact"/>
-              <w:jc w:val="left"/>
-            </w:pPr>
-            <w:r>
-              <w:t xml:space="preserve">模型品味未经验证，容易偏回它自己的默认叙事</w:t>
-            </w:r>
-          </w:p>
-        </w:tc>
-      </w:tr>
-      <w:tr>
-        <w:tc>
-          <w:tcPr/>
-          <w:p>
-            <w:pPr>
-              <w:pStyle w:val="Compact"/>
-              <w:jc w:val="left"/>
-            </w:pPr>
-            <w:r>
-              <w:t xml:space="preserve">交互</w:t>
-            </w:r>
-          </w:p>
-        </w:tc>
-        <w:tc>
-          <w:tcPr/>
-          <w:p>
-            <w:pPr>
-              <w:pStyle w:val="Compact"/>
-              <w:jc w:val="left"/>
-            </w:pPr>
-            <w:r>
-              <w:t xml:space="preserve">系统先按默认规则选好，编辑看到”已选稳妥路线”，不对再改</w:t>
-            </w:r>
-          </w:p>
-        </w:tc>
-      </w:tr>
-      <w:tr>
-        <w:tc>
-          <w:tcPr/>
-          <w:p>
-            <w:pPr>
-              <w:pStyle w:val="Compact"/>
-              <w:jc w:val="left"/>
-            </w:pPr>
-            <w:r>
-              <w:t xml:space="preserve">反馈信号</w:t>
-            </w:r>
-          </w:p>
-        </w:tc>
-        <w:tc>
-          <w:tcPr/>
-          <w:p>
-            <w:pPr>
-              <w:pStyle w:val="Compact"/>
-              <w:jc w:val="left"/>
-            </w:pPr>
-            <w:r>
-              <w:t xml:space="preserve">编辑改选是强信号，跳过视为默认接受（弱信号）；否决时从固定理由中选一个</w:t>
-            </w:r>
-          </w:p>
-        </w:tc>
-      </w:tr>
-      <w:tr>
-        <w:tc>
-          <w:tcPr/>
-          <w:p>
-            <w:pPr>
-              <w:pStyle w:val="Compact"/>
-              <w:jc w:val="left"/>
-            </w:pPr>
-            <w:r>
-              <w:t xml:space="preserve">规则演进</w:t>
-            </w:r>
-          </w:p>
-        </w:tc>
-        <w:tc>
-          <w:tcPr/>
-          <w:p>
-            <w:pPr>
-              <w:pStyle w:val="Compact"/>
-              <w:jc w:val="left"/>
-            </w:pPr>
-            <w:r>
-              <w:t xml:space="preserve">如果某题材编辑总是改选同一路线，默认规则改为按题材区分</w:t>
-            </w:r>
-          </w:p>
-        </w:tc>
-      </w:tr>
-      <w:tr>
-        <w:tc>
-          <w:tcPr/>
-          <w:p>
-            <w:pPr>
-              <w:pStyle w:val="Compact"/>
-              <w:jc w:val="left"/>
-            </w:pPr>
-            <w:r>
-              <w:t xml:space="preserve">评测集</w:t>
-            </w:r>
-          </w:p>
-        </w:tc>
-        <w:tc>
-          <w:tcPr/>
-          <w:p>
-            <w:pPr>
-              <w:pStyle w:val="Compact"/>
-              <w:jc w:val="left"/>
-            </w:pPr>
-            <w:r>
-              <w:t xml:space="preserve">评测集上必选，保证校准数据完整；生产环境可选</w:t>
+              <w:t xml:space="preserve">评价</w:t>
+            </w:r>
+          </w:p>
+        </w:tc>
+      </w:tr>
+      <w:tr>
+        <w:tc>
+          <w:tcPr/>
+          <w:p>
+            <w:pPr>
+              <w:pStyle w:val="Compact"/>
+              <w:jc w:val="left"/>
+            </w:pPr>
+            <w:r>
+              <w:t xml:space="preserve">延后：把原高潮挪到后面</w:t>
+            </w:r>
+          </w:p>
+        </w:tc>
+        <w:tc>
+          <w:tcPr/>
+          <w:p>
+            <w:pPr>
+              <w:pStyle w:val="Compact"/>
+              <w:jc w:val="left"/>
+            </w:pPr>
+            <w:r>
+              <w:t xml:space="preserve">会压低前段的爽点频率，少用</w:t>
+            </w:r>
+          </w:p>
+        </w:tc>
+      </w:tr>
+      <w:tr>
+        <w:tc>
+          <w:tcPr/>
+          <w:p>
+            <w:pPr>
+              <w:pStyle w:val="Compact"/>
+              <w:jc w:val="left"/>
+            </w:pPr>
+            <w:r>
+              <w:t xml:space="preserve">保留，再造第二个高潮</w:t>
+            </w:r>
+          </w:p>
+        </w:tc>
+        <w:tc>
+          <w:tcPr/>
+          <w:p>
+            <w:pPr>
+              <w:pStyle w:val="Compact"/>
+              <w:jc w:val="left"/>
+            </w:pPr>
+            <w:r>
+              <w:t xml:space="preserve">成立，对应”稳妥”路线；保留原高潮天然能制造更多反转</w:t>
+            </w:r>
+          </w:p>
+        </w:tc>
+      </w:tr>
+      <w:tr>
+        <w:tc>
+          <w:tcPr/>
+          <w:p>
+            <w:pPr>
+              <w:pStyle w:val="Compact"/>
+              <w:jc w:val="left"/>
+            </w:pPr>
+            <w:r>
+              <w:t xml:space="preserve">拆开，逐步兑现</w:t>
+            </w:r>
+          </w:p>
+        </w:tc>
+        <w:tc>
+          <w:tcPr/>
+          <w:p>
+            <w:pPr>
+              <w:pStyle w:val="Compact"/>
+              <w:jc w:val="left"/>
+            </w:pPr>
+            <w:r>
+              <w:t xml:space="preserve">成立，对应”深挖”路线</w:t>
             </w:r>
           </w:p>
         </w:tc>
       </w:tr>
     </w:tbl>
-    <w:bookmarkEnd w:id="25"/>
-    <w:bookmarkStart w:id="26" w:name="n4-大纲"/>
-    <w:p>
-      <w:pPr>
-        <w:pStyle w:val="Heading2"/>
-      </w:pPr>
-      <w:r>
-        <w:t xml:space="preserve">4.4 N4 大纲</w:t>
-      </w:r>
-    </w:p>
-    <w:p>
-      <w:pPr>
-        <w:pStyle w:val="FirstParagraph"/>
+    <w:p>
+      <w:pPr>
+        <w:pStyle w:val="BodyText"/>
+      </w:pPr>
+      <w:r>
+        <w:t xml:space="preserve">不同处理方式对应不同切点，所以切点属于每个方向。</w:t>
+      </w:r>
+    </w:p>
+    <w:p>
+      <w:pPr>
+        <w:pStyle w:val="BodyText"/>
       </w:pPr>
       <w:r>
         <w:rPr>
           <w:bCs/>
           <w:b/>
         </w:rPr>
-        <w:t xml:space="preserve">这是目前最没有设计的核心决策。</w:t>
+        <w:t xml:space="preserve">为什么用三条路线而不是三个套路：</w:t>
       </w:r>
       <w:r>
         <w:t xml:space="preserve"> </w:t>
       </w:r>
       <w:r>
-        <w:t xml:space="preserve">编辑评分最低的一项是叙事节奏，而节奏主要由这一步决定。</w:t>
+        <w:t xml:space="preserve">换套路得到的三个方向，在编辑看来常常只是换了个说法；三条路线在结构上就不同，编辑能说出”我选这个是因为……“，否决理由也能定位到策略的哪一层。</w:t>
+      </w:r>
+    </w:p>
+    <w:p>
+      <w:pPr>
+        <w:pStyle w:val="BodyText"/>
+      </w:pPr>
+      <w:r>
+        <w:rPr>
+          <w:bCs/>
+          <w:b/>
+        </w:rPr>
+        <w:t xml:space="preserve">为什么某条路线不成立时宁可少给：</w:t>
+      </w:r>
+      <w:r>
+        <w:t xml:space="preserve"> </w:t>
+      </w:r>
+      <w:r>
+        <w:t xml:space="preserve">例如有的书原作高潮在一半处，深挖需要删掉半本书，硬凑出来的方向只会浪费编辑的时间。</w:t>
+      </w:r>
+    </w:p>
+    <w:p>
+      <w:pPr>
+        <w:pStyle w:val="BodyText"/>
+      </w:pPr>
+      <w:r>
+        <w:rPr>
+          <w:bCs/>
+          <w:b/>
+        </w:rPr>
+        <w:t xml:space="preserve">其他硬性要求的来历：</w:t>
       </w:r>
     </w:p>
     <w:tbl>
@@ -2165,7 +3077,282 @@
               <w:rPr>
                 <w:b/>
               </w:rPr>
-              <w:t xml:space="preserve">已定</w:t>
+              <w:t xml:space="preserve">要求</w:t>
+            </w:r>
+          </w:p>
+        </w:tc>
+        <w:tc>
+          <w:tcPr>
+            <w:shd w:val="clear" w:fill="EEF1F5"/>
+          </w:tcPr>
+          <w:p>
+            <w:pPr>
+              <w:pStyle w:val="Compact"/>
+              <w:jc w:val="left"/>
+            </w:pPr>
+            <w:r>
+              <w:rPr>
+                <w:b/>
+              </w:rPr>
+              <w:t xml:space="preserve">为什么</w:t>
+            </w:r>
+          </w:p>
+        </w:tc>
+      </w:tr>
+      <w:tr>
+        <w:tc>
+          <w:tcPr/>
+          <w:p>
+            <w:pPr>
+              <w:pStyle w:val="Compact"/>
+              <w:jc w:val="left"/>
+            </w:pPr>
+            <w:r>
+              <w:t xml:space="preserve">加码要写明维度（赌注更大、反派地位更高、场合更公开、反派损失更彻底、与情感高光叠加）</w:t>
+            </w:r>
+          </w:p>
+        </w:tc>
+        <w:tc>
+          <w:tcPr/>
+          <w:p>
+            <w:pPr>
+              <w:pStyle w:val="Compact"/>
+              <w:jc w:val="left"/>
+            </w:pPr>
+            <w:r>
+              <w:t xml:space="preserve">只写”加码”无法检查；</w:t>
+            </w:r>
+            <w:r>
+              <w:t xml:space="preserve">“</w:t>
+            </w:r>
+            <w:r>
+              <w:t xml:space="preserve">不丢</w:t>
+            </w:r>
+            <w:r>
+              <w:t xml:space="preserve">”</w:t>
+            </w:r>
+            <w:r>
+              <w:t xml:space="preserve">“</w:t>
+            </w:r>
+            <w:r>
+              <w:t xml:space="preserve">新高</w:t>
+            </w:r>
+            <w:r>
+              <w:t xml:space="preserve">”</w:t>
+            </w:r>
+            <w:r>
+              <w:t xml:space="preserve">必须可检查</w:t>
+            </w:r>
+          </w:p>
+        </w:tc>
+      </w:tr>
+      <w:tr>
+        <w:tc>
+          <w:tcPr/>
+          <w:p>
+            <w:pPr>
+              <w:pStyle w:val="Compact"/>
+              <w:jc w:val="left"/>
+            </w:pPr>
+            <w:r>
+              <w:t xml:space="preserve">第二冲突用的势能强度 ≥ 3</w:t>
+            </w:r>
+          </w:p>
+        </w:tc>
+        <w:tc>
+          <w:tcPr/>
+          <w:p>
+            <w:pPr>
+              <w:pStyle w:val="Compact"/>
+              <w:jc w:val="left"/>
+            </w:pPr>
+            <w:r>
+              <w:t xml:space="preserve">弱势能撑不起 2 万字</w:t>
+            </w:r>
+          </w:p>
+        </w:tc>
+      </w:tr>
+      <w:tr>
+        <w:tc>
+          <w:tcPr/>
+          <w:p>
+            <w:pPr>
+              <w:pStyle w:val="Compact"/>
+              <w:jc w:val="left"/>
+            </w:pPr>
+            <w:r>
+              <w:t xml:space="preserve">新人物只能作为某条势能的谜底或延伸出现</w:t>
+            </w:r>
+          </w:p>
+        </w:tc>
+        <w:tc>
+          <w:tcPr/>
+          <w:p>
+            <w:pPr>
+              <w:pStyle w:val="Compact"/>
+              <w:jc w:val="left"/>
+            </w:pPr>
+            <w:r>
+              <w:t xml:space="preserve">防止凭空编造；又不误杀”是谁换了孩子”这类由原文谜团引出的人物</w:t>
+            </w:r>
+          </w:p>
+        </w:tc>
+      </w:tr>
+      <w:tr>
+        <w:tc>
+          <w:tcPr/>
+          <w:p>
+            <w:pPr>
+              <w:pStyle w:val="Compact"/>
+              <w:jc w:val="left"/>
+            </w:pPr>
+            <w:r>
+              <w:t xml:space="preserve">被删章节里的事实要显式带过去，并在续写前段重新交代</w:t>
+            </w:r>
+          </w:p>
+        </w:tc>
+        <w:tc>
+          <w:tcPr/>
+          <w:p>
+            <w:pPr>
+              <w:pStyle w:val="Compact"/>
+              <w:jc w:val="left"/>
+            </w:pPr>
+            <w:r>
+              <w:t xml:space="preserve">选定方向后，后续节点只看得到切点前的原文</w:t>
+            </w:r>
+          </w:p>
+        </w:tc>
+      </w:tr>
+      <w:tr>
+        <w:tc>
+          <w:tcPr/>
+          <w:p>
+            <w:pPr>
+              <w:pStyle w:val="Compact"/>
+              <w:jc w:val="left"/>
+            </w:pPr>
+            <w:r>
+              <w:t xml:space="preserve">主角受压到翻盘不超过 2 章，且不超过原作最长的受压</w:t>
+            </w:r>
+          </w:p>
+        </w:tc>
+        <w:tc>
+          <w:tcPr/>
+          <w:p>
+            <w:pPr>
+              <w:pStyle w:val="Compact"/>
+              <w:jc w:val="left"/>
+            </w:pPr>
+            <w:r>
+              <w:t xml:space="preserve">不让主角长时间憋屈，又尊重原作自身的节奏</w:t>
+            </w:r>
+          </w:p>
+        </w:tc>
+      </w:tr>
+      <w:tr>
+        <w:tc>
+          <w:tcPr/>
+          <w:p>
+            <w:pPr>
+              <w:pStyle w:val="Compact"/>
+              <w:jc w:val="left"/>
+            </w:pPr>
+            <w:r>
+              <w:t xml:space="preserve">主角太强时，第二冲突要打在软肋上</w:t>
+            </w:r>
+          </w:p>
+        </w:tc>
+        <w:tc>
+          <w:tcPr/>
+          <w:p>
+            <w:pPr>
+              <w:pStyle w:val="Compact"/>
+              <w:jc w:val="left"/>
+            </w:pPr>
+            <w:r>
+              <w:t xml:space="preserve">8 本书里有几本主角很强，第二冲突只能来自主角的秘密、在乎的人或自设的约束</w:t>
+            </w:r>
+          </w:p>
+        </w:tc>
+      </w:tr>
+    </w:tbl>
+    <w:p>
+      <w:pPr>
+        <w:pStyle w:val="BodyText"/>
+      </w:pPr>
+      <w:r>
+        <w:rPr>
+          <w:bCs/>
+          <w:b/>
+        </w:rPr>
+        <w:t xml:space="preserve">代码可检查项：</w:t>
+      </w:r>
+      <w:r>
+        <w:t xml:space="preserve"> </w:t>
+      </w:r>
+      <w:r>
+        <w:t xml:space="preserve">切点 ≤ 门关上、保留比例 ≥ 60%（代码计算，不信模型填的值）、账本覆盖全部被删高光、势能可在清单中找到且强度 ≥ 3。</w:t>
+      </w:r>
+    </w:p>
+    <w:bookmarkEnd w:id="31"/>
+    <w:bookmarkStart w:id="32" w:name="编辑介入与默认规则"/>
+    <w:p>
+      <w:pPr>
+        <w:pStyle w:val="Heading2"/>
+      </w:pPr>
+      <w:r>
+        <w:t xml:space="preserve">5.3 编辑介入与默认规则</w:t>
+      </w:r>
+    </w:p>
+    <w:p>
+      <w:pPr>
+        <w:pStyle w:val="FirstParagraph"/>
+      </w:pPr>
+      <w:r>
+        <w:rPr>
+          <w:bCs/>
+          <w:b/>
+        </w:rPr>
+        <w:t xml:space="preserve">定了什么：</w:t>
+      </w:r>
+    </w:p>
+    <w:tbl>
+      <w:tblPr>
+        <w:tblW w:type="pct" w:w="5000"/>
+        <w:tblLook w:firstRow="1" w:lastRow="0" w:firstColumn="0" w:lastColumn="0" w:noHBand="0" w:noVBand="0" w:val="0020"/>
+        <w:jc w:val="start"/>
+        <w:tblBorders>
+          <w:top w:val="single" w:sz="4" w:color="BFBFBF"/>
+          <w:left w:val="single" w:sz="4" w:color="BFBFBF"/>
+          <w:bottom w:val="single" w:sz="4" w:color="BFBFBF"/>
+          <w:right w:val="single" w:sz="4" w:color="BFBFBF"/>
+          <w:insideH w:val="single" w:sz="4" w:color="BFBFBF"/>
+          <w:insideV w:val="single" w:sz="4" w:color="BFBFBF"/>
+        </w:tblBorders>
+      </w:tblPr>
+      <w:tblGrid>
+        <w:gridCol w:w="3960"/>
+        <w:gridCol w:w="3960"/>
+      </w:tblGrid>
+      <w:tr>
+        <w:trPr>
+          <w:tblHeader w:val="true"/>
+        </w:trPr>
+        <w:tc>
+          <w:tcPr>
+            <w:shd w:val="clear" w:fill="EEF1F5"/>
+          </w:tcPr>
+          <w:p>
+            <w:pPr>
+              <w:pStyle w:val="Compact"/>
+              <w:jc w:val="left"/>
+            </w:pPr>
+            <w:r>
+              <w:rPr>
+                <w:b/>
+              </w:rPr>
+              <w:t xml:space="preserve">设计</w:t>
             </w:r>
           </w:p>
         </w:tc>
@@ -2196,6 +3383,345 @@
               <w:jc w:val="left"/>
             </w:pPr>
             <w:r>
+              <w:t xml:space="preserve">介入方式</w:t>
+            </w:r>
+          </w:p>
+        </w:tc>
+        <w:tc>
+          <w:tcPr/>
+          <w:p>
+            <w:pPr>
+              <w:pStyle w:val="Compact"/>
+              <w:jc w:val="left"/>
+            </w:pPr>
+            <w:r>
+              <w:t xml:space="preserve">方向和大纲两处可以介入也可以不介入；后续可以完全自动化</w:t>
+            </w:r>
+          </w:p>
+        </w:tc>
+      </w:tr>
+      <w:tr>
+        <w:tc>
+          <w:tcPr/>
+          <w:p>
+            <w:pPr>
+              <w:pStyle w:val="Compact"/>
+              <w:jc w:val="left"/>
+            </w:pPr>
+            <w:r>
+              <w:t xml:space="preserve">默认规则</w:t>
+            </w:r>
+          </w:p>
+        </w:tc>
+        <w:tc>
+          <w:tcPr/>
+          <w:p>
+            <w:pPr>
+              <w:pStyle w:val="Compact"/>
+              <w:jc w:val="left"/>
+            </w:pPr>
+            <w:r>
+              <w:t xml:space="preserve">方向默认选稳妥路线</w:t>
+            </w:r>
+          </w:p>
+        </w:tc>
+      </w:tr>
+      <w:tr>
+        <w:tc>
+          <w:tcPr/>
+          <w:p>
+            <w:pPr>
+              <w:pStyle w:val="Compact"/>
+              <w:jc w:val="left"/>
+            </w:pPr>
+            <w:r>
+              <w:t xml:space="preserve">交互</w:t>
+            </w:r>
+          </w:p>
+        </w:tc>
+        <w:tc>
+          <w:tcPr/>
+          <w:p>
+            <w:pPr>
+              <w:pStyle w:val="Compact"/>
+              <w:jc w:val="left"/>
+            </w:pPr>
+            <w:r>
+              <w:t xml:space="preserve">系统先按默认规则选好，编辑看到”已选稳妥路线”，不对再改</w:t>
+            </w:r>
+          </w:p>
+        </w:tc>
+      </w:tr>
+      <w:tr>
+        <w:tc>
+          <w:tcPr/>
+          <w:p>
+            <w:pPr>
+              <w:pStyle w:val="Compact"/>
+              <w:jc w:val="left"/>
+            </w:pPr>
+            <w:r>
+              <w:t xml:space="preserve">反馈信号</w:t>
+            </w:r>
+          </w:p>
+        </w:tc>
+        <w:tc>
+          <w:tcPr/>
+          <w:p>
+            <w:pPr>
+              <w:pStyle w:val="Compact"/>
+              <w:jc w:val="left"/>
+            </w:pPr>
+            <w:r>
+              <w:t xml:space="preserve">编辑改选是强信号，跳过视为默认接受（弱信号）；否决时从固定理由中选一个</w:t>
+            </w:r>
+          </w:p>
+        </w:tc>
+      </w:tr>
+      <w:tr>
+        <w:tc>
+          <w:tcPr/>
+          <w:p>
+            <w:pPr>
+              <w:pStyle w:val="Compact"/>
+              <w:jc w:val="left"/>
+            </w:pPr>
+            <w:r>
+              <w:t xml:space="preserve">规则演进</w:t>
+            </w:r>
+          </w:p>
+        </w:tc>
+        <w:tc>
+          <w:tcPr/>
+          <w:p>
+            <w:pPr>
+              <w:pStyle w:val="Compact"/>
+              <w:jc w:val="left"/>
+            </w:pPr>
+            <w:r>
+              <w:t xml:space="preserve">如果某题材编辑总是改选同一路线，默认规则改为按题材区分</w:t>
+            </w:r>
+          </w:p>
+        </w:tc>
+      </w:tr>
+      <w:tr>
+        <w:tc>
+          <w:tcPr/>
+          <w:p>
+            <w:pPr>
+              <w:pStyle w:val="Compact"/>
+              <w:jc w:val="left"/>
+            </w:pPr>
+            <w:r>
+              <w:t xml:space="preserve">评测集</w:t>
+            </w:r>
+          </w:p>
+        </w:tc>
+        <w:tc>
+          <w:tcPr/>
+          <w:p>
+            <w:pPr>
+              <w:pStyle w:val="Compact"/>
+              <w:jc w:val="left"/>
+            </w:pPr>
+            <w:r>
+              <w:t xml:space="preserve">评测集上必选，保证校准数据完整；生产环境可选</w:t>
+            </w:r>
+          </w:p>
+        </w:tc>
+      </w:tr>
+    </w:tbl>
+    <w:p>
+      <w:pPr>
+        <w:pStyle w:val="BodyText"/>
+      </w:pPr>
+      <w:r>
+        <w:rPr>
+          <w:bCs/>
+          <w:b/>
+        </w:rPr>
+        <w:t xml:space="preserve">为什么：</w:t>
+      </w:r>
+    </w:p>
+    <w:p>
+      <w:pPr>
+        <w:numPr>
+          <w:ilvl w:val="0"/>
+          <w:numId w:val="1004"/>
+        </w:numPr>
+        <w:pStyle w:val="Compact"/>
+      </w:pPr>
+      <w:r>
+        <w:rPr>
+          <w:bCs/>
+          <w:b/>
+        </w:rPr>
+        <w:t xml:space="preserve">可选介入意味着从第一天起就要有自动选择。</w:t>
+      </w:r>
+      <w:r>
+        <w:t xml:space="preserve"> </w:t>
+      </w:r>
+      <w:r>
+        <w:t xml:space="preserve">编辑跳过时系统总得有个默认行为，所以真正要设计的不是”要不要卡点”，而是默认策略是什么。</w:t>
+      </w:r>
+    </w:p>
+    <w:p>
+      <w:pPr>
+        <w:numPr>
+          <w:ilvl w:val="0"/>
+          <w:numId w:val="1004"/>
+        </w:numPr>
+        <w:pStyle w:val="Compact"/>
+      </w:pPr>
+      <w:r>
+        <w:rPr>
+          <w:bCs/>
+          <w:b/>
+        </w:rPr>
+        <w:t xml:space="preserve">默认选稳妥</w:t>
+      </w:r>
+      <w:r>
+        <w:t xml:space="preserve">，因为它保留原作高潮，降级风险最小，最不容易写坏。</w:t>
+      </w:r>
+    </w:p>
+    <w:p>
+      <w:pPr>
+        <w:numPr>
+          <w:ilvl w:val="0"/>
+          <w:numId w:val="1004"/>
+        </w:numPr>
+        <w:pStyle w:val="Compact"/>
+      </w:pPr>
+      <w:r>
+        <w:rPr>
+          <w:bCs/>
+          <w:b/>
+        </w:rPr>
+        <w:t xml:space="preserve">不用模型打分来选</w:t>
+      </w:r>
+      <w:r>
+        <w:t xml:space="preserve">，有两个原因：多方向打分此前已按”勿增实体”砍掉；模型的品味没有验证过，很可能偏回它自己的默认叙事，而那正是类型跑偏的源头。规则的变化应该来自编辑数据，而不是模型的判断。</w:t>
+      </w:r>
+    </w:p>
+    <w:p>
+      <w:pPr>
+        <w:numPr>
+          <w:ilvl w:val="0"/>
+          <w:numId w:val="1004"/>
+        </w:numPr>
+        <w:pStyle w:val="Compact"/>
+      </w:pPr>
+      <w:r>
+        <w:rPr>
+          <w:bCs/>
+          <w:b/>
+        </w:rPr>
+        <w:t xml:space="preserve">把交互反过来</w:t>
+      </w:r>
+      <w:r>
+        <w:t xml:space="preserve">，是为了解决数据断流的问题。批量模式下编辑很忙，可选节点大概率会被跳过，策略校准需要的选择和否决数据就断了。</w:t>
+      </w:r>
+      <w:r>
+        <w:t xml:space="preserve">“</w:t>
+      </w:r>
+      <w:r>
+        <w:t xml:space="preserve">先选好、不对再改</w:t>
+      </w:r>
+      <w:r>
+        <w:t xml:space="preserve">”</w:t>
+      </w:r>
+      <w:r>
+        <w:t xml:space="preserve">把编辑的操作从三选一降到看一眼，同时每次改动都是带方向的强信号。</w:t>
+      </w:r>
+    </w:p>
+    <w:bookmarkEnd w:id="32"/>
+    <w:bookmarkStart w:id="33" w:name="n4-大纲"/>
+    <w:p>
+      <w:pPr>
+        <w:pStyle w:val="Heading2"/>
+      </w:pPr>
+      <w:r>
+        <w:t xml:space="preserve">5.4 N4 大纲</w:t>
+      </w:r>
+    </w:p>
+    <w:p>
+      <w:pPr>
+        <w:pStyle w:val="FirstParagraph"/>
+      </w:pPr>
+      <w:r>
+        <w:rPr>
+          <w:bCs/>
+          <w:b/>
+        </w:rPr>
+        <w:t xml:space="preserve">这是目前最没有设计的核心决策。</w:t>
+      </w:r>
+    </w:p>
+    <w:tbl>
+      <w:tblPr>
+        <w:tblW w:type="pct" w:w="5000"/>
+        <w:tblLook w:firstRow="1" w:lastRow="0" w:firstColumn="0" w:lastColumn="0" w:noHBand="0" w:noVBand="0" w:val="0020"/>
+        <w:jc w:val="start"/>
+        <w:tblBorders>
+          <w:top w:val="single" w:sz="4" w:color="BFBFBF"/>
+          <w:left w:val="single" w:sz="4" w:color="BFBFBF"/>
+          <w:bottom w:val="single" w:sz="4" w:color="BFBFBF"/>
+          <w:right w:val="single" w:sz="4" w:color="BFBFBF"/>
+          <w:insideH w:val="single" w:sz="4" w:color="BFBFBF"/>
+          <w:insideV w:val="single" w:sz="4" w:color="BFBFBF"/>
+        </w:tblBorders>
+      </w:tblPr>
+      <w:tblGrid>
+        <w:gridCol w:w="3960"/>
+        <w:gridCol w:w="3960"/>
+      </w:tblGrid>
+      <w:tr>
+        <w:trPr>
+          <w:tblHeader w:val="true"/>
+        </w:trPr>
+        <w:tc>
+          <w:tcPr>
+            <w:shd w:val="clear" w:fill="EEF1F5"/>
+          </w:tcPr>
+          <w:p>
+            <w:pPr>
+              <w:pStyle w:val="Compact"/>
+              <w:jc w:val="left"/>
+            </w:pPr>
+            <w:r>
+              <w:rPr>
+                <w:b/>
+              </w:rPr>
+              <w:t xml:space="preserve">已定</w:t>
+            </w:r>
+          </w:p>
+        </w:tc>
+        <w:tc>
+          <w:tcPr>
+            <w:shd w:val="clear" w:fill="EEF1F5"/>
+          </w:tcPr>
+          <w:p>
+            <w:pPr>
+              <w:pStyle w:val="Compact"/>
+              <w:jc w:val="left"/>
+            </w:pPr>
+            <w:r>
+              <w:rPr>
+                <w:b/>
+              </w:rPr>
+              <w:t xml:space="preserve">内容</w:t>
+            </w:r>
+          </w:p>
+        </w:tc>
+      </w:tr>
+      <w:tr>
+        <w:tc>
+          <w:tcPr/>
+          <w:p>
+            <w:pPr>
+              <w:pStyle w:val="Compact"/>
+              <w:jc w:val="left"/>
+            </w:pPr>
+            <w:r>
               <w:t xml:space="preserve">章长</w:t>
             </w:r>
           </w:p>
@@ -2260,7 +3786,7 @@
               <w:jc w:val="left"/>
             </w:pPr>
             <w:r>
-              <w:t xml:space="preserve">在本节点控制，N2 只给主干升级节点</w:t>
+              <w:t xml:space="preserve">在本节点控制，N2 只给主干升级节点，避免两个节点都以为对方在管</w:t>
             </w:r>
           </w:p>
         </w:tc>
@@ -2371,7 +3897,7 @@
               <w:jc w:val="left"/>
             </w:pPr>
             <w:r>
-              <w:t xml:space="preserve">是否用套路卡作为节拍模板。网文节奏高度模式化，适合用规则定</w:t>
+              <w:t xml:space="preserve">用套路卡作为节拍模板</w:t>
             </w:r>
           </w:p>
         </w:tc>
@@ -2403,14 +3929,75 @@
         </w:tc>
       </w:tr>
     </w:tbl>
-    <w:bookmarkEnd w:id="26"/>
-    <w:bookmarkStart w:id="27" w:name="n6-写作线"/>
+    <w:p>
+      <w:pPr>
+        <w:pStyle w:val="BodyText"/>
+      </w:pPr>
+      <w:r>
+        <w:rPr>
+          <w:bCs/>
+          <w:b/>
+        </w:rPr>
+        <w:t xml:space="preserve">为什么说它是核心决策：</w:t>
+      </w:r>
+      <w:r>
+        <w:t xml:space="preserve"> </w:t>
+      </w:r>
+      <w:r>
+        <w:t xml:space="preserve">切点和第二冲突解决的是”写什么”，但 2 万字约 20 章，每章都要卡在事件上，中间还需要两三个小高潮，</w:t>
+      </w:r>
+      <w:r>
+        <w:t xml:space="preserve">“</w:t>
+      </w:r>
+      <w:r>
+        <w:t xml:space="preserve">怎么排</w:t>
+      </w:r>
+      <w:r>
+        <w:t xml:space="preserve">”</w:t>
+      </w:r>
+      <w:r>
+        <w:t xml:space="preserve">还没人回答。编辑评分最低的一项正是叙事节奏，而这些现在都交给 N4 让模型自由发挥。</w:t>
+      </w:r>
+    </w:p>
+    <w:p>
+      <w:pPr>
+        <w:pStyle w:val="BodyText"/>
+      </w:pPr>
+      <w:r>
+        <w:rPr>
+          <w:bCs/>
+          <w:b/>
+        </w:rPr>
+        <w:t xml:space="preserve">为什么套路卡放在这里：</w:t>
+      </w:r>
+      <w:r>
+        <w:t xml:space="preserve"> </w:t>
+      </w:r>
+      <w:r>
+        <w:t xml:space="preserve">之前提过用拆书书库沉淀套路卡，在方向阶段选套路。后来方向改为”三条路线 + 剩余势能”，套路卡就没了位置。但两者是互补的：</w:t>
+      </w:r>
+      <w:r>
+        <w:rPr>
+          <w:bCs/>
+          <w:b/>
+        </w:rPr>
+        <w:t xml:space="preserve">势能回答用什么素材，套路回答怎么把它演成爽点。</w:t>
+      </w:r>
+      <w:r>
+        <w:t xml:space="preserve"> </w:t>
+      </w:r>
+      <w:r>
+        <w:t xml:space="preserve">只有势能，模型还是会靠自己的倾向去补节奏，而它的倾向正是这次跑偏的方向。网文节奏高度模式化，适合用节拍模板定，所以套路卡最该用在大纲阶段。</w:t>
+      </w:r>
+    </w:p>
+    <w:bookmarkEnd w:id="33"/>
+    <w:bookmarkStart w:id="34" w:name="n6-写作线"/>
     <w:p>
       <w:pPr>
         <w:pStyle w:val="Heading2"/>
       </w:pPr>
       <w:r>
-        <w:t xml:space="preserve">4.5 N6 写作线</w:t>
+        <w:t xml:space="preserve">5.5 N6 写作线</w:t>
       </w:r>
     </w:p>
     <w:tbl>
@@ -2569,7 +4156,19 @@
               <w:jc w:val="left"/>
             </w:pPr>
             <w:r>
-              <w:t xml:space="preserve">编辑点名的句式写进反例</w:t>
+              <w:t xml:space="preserve">编辑点名的句式（例如”不是那种松”</w:t>
+            </w:r>
+            <w:r>
+              <w:t xml:space="preserve">“</w:t>
+            </w:r>
+            <w:r>
+              <w:t xml:space="preserve">安静原来是有重量的</w:t>
+            </w:r>
+            <w:r>
+              <w:t xml:space="preserve">”</w:t>
+            </w:r>
+            <w:r>
+              <w:t xml:space="preserve">）写进反例</w:t>
             </w:r>
           </w:p>
         </w:tc>
@@ -2595,7 +4194,7 @@
               <w:jc w:val="left"/>
             </w:pPr>
             <w:r>
-              <w:t xml:space="preserve">从原文中摘出最有态度的段落（打脸、狠话、反派嘴脸）作为示例，对抗模型把爽文写成成长文的默认倾向</w:t>
+              <w:t xml:space="preserve">从原文中摘出最有态度的段落（打脸、狠话、反派嘴脸）作为示例</w:t>
             </w:r>
           </w:p>
         </w:tc>
@@ -2606,17 +4205,108 @@
         <w:pStyle w:val="BodyText"/>
       </w:pPr>
       <w:r>
-        <w:t xml:space="preserve">为什么全文注入还会出错：模型并不缺信息，而是写某一章时没有注意到几万字里的那一句。所以一致性不靠给写作喂更多信息解决，而靠独立的校验线。</w:t>
-      </w:r>
-    </w:p>
-    <w:bookmarkEnd w:id="27"/>
-    <w:bookmarkStart w:id="28" w:name="校验线"/>
+        <w:rPr>
+          <w:bCs/>
+          <w:b/>
+        </w:rPr>
+        <w:t xml:space="preserve">为什么保持全文注入：</w:t>
+      </w:r>
+      <w:r>
+        <w:t xml:space="preserve"> </w:t>
+      </w:r>
+      <w:r>
+        <w:t xml:space="preserve">读全文能让文风自然、前后承接顺，这是全文路线相对档案路线的长处，也是它能稳定写完的原因之一。</w:t>
+      </w:r>
+    </w:p>
+    <w:p>
+      <w:pPr>
+        <w:pStyle w:val="BodyText"/>
+      </w:pPr>
+      <w:r>
+        <w:rPr>
+          <w:bCs/>
+          <w:b/>
+        </w:rPr>
+        <w:t xml:space="preserve">为什么用语气锚点而不是更多规则：</w:t>
+      </w:r>
+      <w:r>
+        <w:t xml:space="preserve"> </w:t>
+      </w:r>
+      <w:r>
+        <w:t xml:space="preserve">把爽文写成成长文、所有人变得 peace &amp; love，是对齐过的通用模型最安全的默认叙事。更强的通用模型也出现了同样的跑偏，说明问题不在模型强弱，而在这个默认倾向本身。在提示词里列”禁止的走向”只能减弱它，压不住；给正面示例，让模型看到这本书该有的语气，更有效。</w:t>
+      </w:r>
+    </w:p>
+    <w:bookmarkEnd w:id="34"/>
+    <w:bookmarkStart w:id="40" w:name="校验线"/>
     <w:p>
       <w:pPr>
         <w:pStyle w:val="Heading2"/>
       </w:pPr>
       <w:r>
-        <w:t xml:space="preserve">4.6 校验线</w:t>
+        <w:t xml:space="preserve">5.6 校验线</w:t>
+      </w:r>
+    </w:p>
+    <w:bookmarkStart w:id="35" w:name="为什么全文注入了还会出错"/>
+    <w:p>
+      <w:pPr>
+        <w:pStyle w:val="Heading3"/>
+      </w:pPr>
+      <w:r>
+        <w:t xml:space="preserve">为什么全文注入了还会出错</w:t>
+      </w:r>
+    </w:p>
+    <w:p>
+      <w:pPr>
+        <w:pStyle w:val="FirstParagraph"/>
+      </w:pPr>
+      <w:r>
+        <w:t xml:space="preserve">全文路线仍出现了一致性错误：同一件物品前一章已经处理好，后一章又以另一种状态出现。模型并不缺信息，那一句就在上下文里。它的问题是</w:t>
+      </w:r>
+      <w:r>
+        <w:rPr>
+          <w:bCs/>
+          <w:b/>
+        </w:rPr>
+        <w:t xml:space="preserve">写某一章时，没有在几万字里注意到那一句</w:t>
+      </w:r>
+      <w:r>
+        <w:t xml:space="preserve">。</w:t>
+      </w:r>
+    </w:p>
+    <w:p>
+      <w:pPr>
+        <w:pStyle w:val="BodyText"/>
+      </w:pPr>
+      <w:r>
+        <w:t xml:space="preserve">原来的全文审核用的是同一种读法，只是上下文更长：要在全书里两两比对找矛盾，这正是模型最不擅长的。所以审核报出的那批高严重度问题，真错还是误报，我们一直存疑。</w:t>
+      </w:r>
+    </w:p>
+    <w:p>
+      <w:pPr>
+        <w:pStyle w:val="BodyText"/>
+      </w:pPr>
+      <w:r>
+        <w:rPr>
+          <w:bCs/>
+          <w:b/>
+        </w:rPr>
+        <w:t xml:space="preserve">推论：写作和校验可以分成两条线，但关键不在于分开跑，而在于校验要用和写作不同的表示方式。</w:t>
+      </w:r>
+      <w:r>
+        <w:t xml:space="preserve"> </w:t>
+      </w:r>
+      <w:r>
+        <w:t xml:space="preserve">如果校验也是”读全文找矛盾”，它和写作犯的是同一种错。</w:t>
+      </w:r>
+    </w:p>
+    <w:bookmarkEnd w:id="35"/>
+    <w:bookmarkStart w:id="36" w:name="设计"/>
+    <w:p>
+      <w:pPr>
+        <w:pStyle w:val="Heading3"/>
+      </w:pPr>
+      <w:r>
+        <w:t xml:space="preserve">设计</w:t>
       </w:r>
     </w:p>
     <w:tbl>
@@ -2763,6 +4453,58 @@
               <w:jc w:val="left"/>
             </w:pPr>
             <w:r>
+              <w:t xml:space="preserve">比对方式</w:t>
+            </w:r>
+          </w:p>
+        </w:tc>
+        <w:tc>
+          <w:tcPr/>
+          <w:p>
+            <w:pPr>
+              <w:pStyle w:val="Compact"/>
+              <w:jc w:val="left"/>
+            </w:pPr>
+            <w:r>
+              <w:t xml:space="preserve">只比同一对象的条目，不拿新章比全文；范围窄，判断就准</w:t>
+            </w:r>
+          </w:p>
+        </w:tc>
+      </w:tr>
+      <w:tr>
+        <w:tc>
+          <w:tcPr/>
+          <w:p>
+            <w:pPr>
+              <w:pStyle w:val="Compact"/>
+              <w:jc w:val="left"/>
+            </w:pPr>
+            <w:r>
+              <w:t xml:space="preserve">输出格式</w:t>
+            </w:r>
+          </w:p>
+        </w:tc>
+        <w:tc>
+          <w:tcPr/>
+          <w:p>
+            <w:pPr>
+              <w:pStyle w:val="Compact"/>
+              <w:jc w:val="left"/>
+            </w:pPr>
+            <w:r>
+              <w:t xml:space="preserve">每条冲突附两边章号和原句，编辑扫一眼就能判断真假</w:t>
+            </w:r>
+          </w:p>
+        </w:tc>
+      </w:tr>
+      <w:tr>
+        <w:tc>
+          <w:tcPr/>
+          <w:p>
+            <w:pPr>
+              <w:pStyle w:val="Compact"/>
+              <w:jc w:val="left"/>
+            </w:pPr>
+            <w:r>
               <w:t xml:space="preserve">重点</w:t>
             </w:r>
           </w:p>
@@ -2784,85 +4526,7 @@
               <w:t xml:space="preserve">”</w:t>
             </w:r>
             <w:r>
-              <w:t xml:space="preserve">的信息差优先做细。打脸类爽点建立在信息不对称上，信息差错位，爽点就塌了</w:t>
-            </w:r>
-          </w:p>
-        </w:tc>
-      </w:tr>
-      <w:tr>
-        <w:tc>
-          <w:tcPr/>
-          <w:p>
-            <w:pPr>
-              <w:pStyle w:val="Compact"/>
-              <w:jc w:val="left"/>
-            </w:pPr>
-            <w:r>
-              <w:t xml:space="preserve">比对方式</w:t>
-            </w:r>
-          </w:p>
-        </w:tc>
-        <w:tc>
-          <w:tcPr/>
-          <w:p>
-            <w:pPr>
-              <w:pStyle w:val="Compact"/>
-              <w:jc w:val="left"/>
-            </w:pPr>
-            <w:r>
-              <w:t xml:space="preserve">只比同一对象的条目，不拿新章比全文；每条冲突附两边章号和原句</w:t>
-            </w:r>
-          </w:p>
-        </w:tc>
-      </w:tr>
-      <w:tr>
-        <w:tc>
-          <w:tcPr/>
-          <w:p>
-            <w:pPr>
-              <w:pStyle w:val="Compact"/>
-              <w:jc w:val="left"/>
-            </w:pPr>
-            <w:r>
-              <w:t xml:space="preserve">与旧故事档案的区别</w:t>
-            </w:r>
-          </w:p>
-        </w:tc>
-        <w:tc>
-          <w:tcPr/>
-          <w:p>
-            <w:pPr>
-              <w:pStyle w:val="Compact"/>
-              <w:jc w:val="left"/>
-            </w:pPr>
-            <w:r>
-              <w:t xml:space="preserve">旧档案喂给写作，压缩写作的上下文；事实日志只给校验用，写作不受影响</w:t>
-            </w:r>
-          </w:p>
-        </w:tc>
-      </w:tr>
-      <w:tr>
-        <w:tc>
-          <w:tcPr/>
-          <w:p>
-            <w:pPr>
-              <w:pStyle w:val="Compact"/>
-              <w:jc w:val="left"/>
-            </w:pPr>
-            <w:r>
-              <w:t xml:space="preserve">同步</w:t>
-            </w:r>
-          </w:p>
-        </w:tc>
-        <w:tc>
-          <w:tcPr/>
-          <w:p>
-            <w:pPr>
-              <w:pStyle w:val="Compact"/>
-              <w:jc w:val="left"/>
-            </w:pPr>
-            <w:r>
-              <w:t xml:space="preserve">第 N 章校验完再写第 N+1 章。批量模式下并行发生在书与书之间，串行校验几乎不影响吞吐；同步可以避免错误传染给后续章节</w:t>
+              <w:t xml:space="preserve">的信息差优先做细。打脸类爽点建立在信息不对称上，信息差错位，爽点就塌了；物品状态反而是次要的</w:t>
             </w:r>
           </w:p>
         </w:tc>
@@ -2873,7 +4537,107 @@
         <w:pStyle w:val="BodyText"/>
       </w:pPr>
       <w:r>
-        <w:t xml:space="preserve">分级处理：</w:t>
+        <w:rPr>
+          <w:bCs/>
+          <w:b/>
+        </w:rPr>
+        <w:t xml:space="preserve">与第一版故事档案的区别：</w:t>
+      </w:r>
+      <w:r>
+        <w:t xml:space="preserve"> </w:t>
+      </w:r>
+      <w:r>
+        <w:t xml:space="preserve">旧档案是喂给写作的，压缩了写作的上下文，又卡在流程的关键路径上；事实日志只给校验用，写作完全不受影响。</w:t>
+      </w:r>
+    </w:p>
+    <w:bookmarkEnd w:id="36"/>
+    <w:bookmarkStart w:id="37" w:name="同步还是异步"/>
+    <w:p>
+      <w:pPr>
+        <w:pStyle w:val="Heading3"/>
+      </w:pPr>
+      <w:r>
+        <w:t xml:space="preserve">同步还是异步</w:t>
+      </w:r>
+    </w:p>
+    <w:p>
+      <w:pPr>
+        <w:pStyle w:val="FirstParagraph"/>
+      </w:pPr>
+      <w:r>
+        <w:rPr>
+          <w:bCs/>
+          <w:b/>
+        </w:rPr>
+        <w:t xml:space="preserve">定了什么：同步。</w:t>
+      </w:r>
+      <w:r>
+        <w:t xml:space="preserve"> </w:t>
+      </w:r>
+      <w:r>
+        <w:t xml:space="preserve">第 N 章校验完，再写第 N+1 章。</w:t>
+      </w:r>
+    </w:p>
+    <w:p>
+      <w:pPr>
+        <w:pStyle w:val="BodyText"/>
+      </w:pPr>
+      <w:r>
+        <w:rPr>
+          <w:bCs/>
+          <w:b/>
+        </w:rPr>
+        <w:t xml:space="preserve">为什么：</w:t>
+      </w:r>
+    </w:p>
+    <w:p>
+      <w:pPr>
+        <w:numPr>
+          <w:ilvl w:val="0"/>
+          <w:numId w:val="1005"/>
+        </w:numPr>
+        <w:pStyle w:val="Compact"/>
+      </w:pPr>
+      <w:r>
+        <w:t xml:space="preserve">选异步的唯一理由是省等待时间。但这是批量生成，编辑不在旁边实时等；并行发生在书和书之间，同一本书内串行校验几乎不影响整批吞吐。</w:t>
+      </w:r>
+    </w:p>
+    <w:p>
+      <w:pPr>
+        <w:numPr>
+          <w:ilvl w:val="0"/>
+          <w:numId w:val="1005"/>
+        </w:numPr>
+        <w:pStyle w:val="Compact"/>
+      </w:pPr>
+      <w:r>
+        <w:t xml:space="preserve">异步的代价是错误会传染：第 13 章的错，第 14 到 20 章都会基于它继续写。</w:t>
+      </w:r>
+    </w:p>
+    <w:p>
+      <w:pPr>
+        <w:numPr>
+          <w:ilvl w:val="0"/>
+          <w:numId w:val="1005"/>
+        </w:numPr>
+        <w:pStyle w:val="Compact"/>
+      </w:pPr>
+      <w:r>
+        <w:rPr>
+          <w:bCs/>
+          <w:b/>
+        </w:rPr>
+        <w:t xml:space="preserve">等待时间不是约束，传染才是。</w:t>
+      </w:r>
+    </w:p>
+    <w:bookmarkEnd w:id="37"/>
+    <w:bookmarkStart w:id="38" w:name="什么情况下自动修改"/>
+    <w:p>
+      <w:pPr>
+        <w:pStyle w:val="Heading3"/>
+      </w:pPr>
+      <w:r>
+        <w:t xml:space="preserve">什么情况下自动修改</w:t>
       </w:r>
     </w:p>
     <w:tbl>
@@ -3109,7 +4873,156 @@
         <w:pStyle w:val="BodyText"/>
       </w:pPr>
       <w:r>
-        <w:t xml:space="preserve">上线方式：一开始所有类别都按第 3 级只批注；用埋错测试测出每类的精确率，达到阈值（暂定 90%）的类别再升为第 2 级。</w:t>
+        <w:rPr>
+          <w:bCs/>
+          <w:b/>
+        </w:rPr>
+        <w:t xml:space="preserve">为什么这样分级：</w:t>
+      </w:r>
+    </w:p>
+    <w:p>
+      <w:pPr>
+        <w:numPr>
+          <w:ilvl w:val="0"/>
+          <w:numId w:val="1006"/>
+        </w:numPr>
+        <w:pStyle w:val="Compact"/>
+      </w:pPr>
+      <w:r>
+        <w:rPr>
+          <w:bCs/>
+          <w:b/>
+        </w:rPr>
+        <w:t xml:space="preserve">加机制分支的失败，原因不在同步，而在于拿质量判断触发重写。</w:t>
+      </w:r>
+      <w:r>
+        <w:t xml:space="preserve"> </w:t>
+      </w:r>
+      <w:r>
+        <w:t xml:space="preserve">够不够爽、有没有 AI 味，这类标准本身模糊，重写不会收敛。所以第一条规则是：质量判断永远不触发自动改写，只有可客观核对的错误才行。</w:t>
+      </w:r>
+    </w:p>
+    <w:p>
+      <w:pPr>
+        <w:numPr>
+          <w:ilvl w:val="0"/>
+          <w:numId w:val="1006"/>
+        </w:numPr>
+        <w:pStyle w:val="Compact"/>
+      </w:pPr>
+      <w:r>
+        <w:rPr>
+          <w:bCs/>
+          <w:b/>
+        </w:rPr>
+        <w:t xml:space="preserve">只做局部修改，不重写整章</w:t>
+      </w:r>
+      <w:r>
+        <w:t xml:space="preserve">，因为整章重写会引入新的错误和文风漂移，这是不收敛的另一个原因。</w:t>
+      </w:r>
+    </w:p>
+    <w:p>
+      <w:pPr>
+        <w:numPr>
+          <w:ilvl w:val="0"/>
+          <w:numId w:val="1006"/>
+        </w:numPr>
+        <w:pStyle w:val="Compact"/>
+      </w:pPr>
+      <w:r>
+        <w:rPr>
+          <w:bCs/>
+          <w:b/>
+        </w:rPr>
+        <w:t xml:space="preserve">章长超标优先拆章</w:t>
+      </w:r>
+      <w:r>
+        <w:t xml:space="preserve">，因为只靠提示词控制字数已经证明行不通（目标 2500 字，最多写到 4700 多字）。</w:t>
+      </w:r>
+    </w:p>
+    <w:p>
+      <w:pPr>
+        <w:numPr>
+          <w:ilvl w:val="0"/>
+          <w:numId w:val="1006"/>
+        </w:numPr>
+        <w:pStyle w:val="Compact"/>
+      </w:pPr>
+      <w:r>
+        <w:rPr>
+          <w:bCs/>
+          <w:b/>
+        </w:rPr>
+        <w:t xml:space="preserve">只有和原文冲突可以自动改</w:t>
+      </w:r>
+      <w:r>
+        <w:t xml:space="preserve">，因为原文是唯一可信的依据，判谁对没有歧义；两段续写冲突时，不一定是后一章错了。</w:t>
+      </w:r>
+    </w:p>
+    <w:p>
+      <w:pPr>
+        <w:numPr>
+          <w:ilvl w:val="0"/>
+          <w:numId w:val="1006"/>
+        </w:numPr>
+        <w:pStyle w:val="Compact"/>
+      </w:pPr>
+      <w:r>
+        <w:rPr>
+          <w:bCs/>
+          <w:b/>
+        </w:rPr>
+        <w:t xml:space="preserve">精确率优先于召回率。</w:t>
+      </w:r>
+      <w:r>
+        <w:t xml:space="preserve"> </w:t>
+      </w:r>
+      <w:r>
+        <w:t xml:space="preserve">从核心命题看，一致性错误是改起来最便宜的错，前提是能被准确指出来。误报多了，编辑就不看批注了，所以宁可漏报。</w:t>
+      </w:r>
+    </w:p>
+    <w:bookmarkEnd w:id="38"/>
+    <w:bookmarkStart w:id="39" w:name="上线方式"/>
+    <w:p>
+      <w:pPr>
+        <w:pStyle w:val="Heading3"/>
+      </w:pPr>
+      <w:r>
+        <w:t xml:space="preserve">上线方式</w:t>
+      </w:r>
+    </w:p>
+    <w:p>
+      <w:pPr>
+        <w:pStyle w:val="FirstParagraph"/>
+      </w:pPr>
+      <w:r>
+        <w:t xml:space="preserve">一开始所有类别都按第 3 级只批注。用埋错测试（在已写好的稿子里人为埋入矛盾）测出每一类的精确率，达到阈值（暂定 90%）的类别再升为第 2 级。</w:t>
+      </w:r>
+      <w:r>
+        <w:rPr>
+          <w:bCs/>
+          <w:b/>
+        </w:rPr>
+        <w:t xml:space="preserve">自动修改的范围由数据决定，而不是由直觉决定。</w:t>
+      </w:r>
+    </w:p>
+    <w:bookmarkEnd w:id="39"/>
+    <w:bookmarkEnd w:id="40"/>
+    <w:bookmarkStart w:id="41" w:name="n7-全文建议"/>
+    <w:p>
+      <w:pPr>
+        <w:pStyle w:val="Heading2"/>
+      </w:pPr>
+      <w:r>
+        <w:t xml:space="preserve">5.7 N7 全文建议</w:t>
+      </w:r>
+    </w:p>
+    <w:p>
+      <w:pPr>
+        <w:pStyle w:val="FirstParagraph"/>
+      </w:pPr>
+      <w:r>
+        <w:t xml:space="preserve">只给质量层面的批注（节奏、爽感、人物），不拦截、不改正文。</w:t>
       </w:r>
     </w:p>
     <w:p>
@@ -3117,17 +5030,17 @@
         <w:pStyle w:val="BodyText"/>
       </w:pPr>
       <w:r>
-        <w:t xml:space="preserve">历史教训：此前一版用质量判断触发整章自动重写，重写次数多、不收敛，几乎没有一章通过。标准模糊的判断不能触发自动改写；整章重写会引入新错误和文风漂移。</w:t>
-      </w:r>
-    </w:p>
-    <w:bookmarkEnd w:id="28"/>
-    <w:bookmarkStart w:id="29" w:name="n7-全文建议"/>
+        <w:t xml:space="preserve">这一步单次约 4 万 token，是最贵的调用，但它的准确率、编辑会不会看批注都还不知道，价值目前只是假设。保留，但不扩展，等评测数据证明价值。</w:t>
+      </w:r>
+    </w:p>
+    <w:bookmarkEnd w:id="41"/>
+    <w:bookmarkStart w:id="42" w:name="编辑改稿目前的空白"/>
     <w:p>
       <w:pPr>
         <w:pStyle w:val="Heading2"/>
       </w:pPr>
       <w:r>
-        <w:t xml:space="preserve">4.7 N7 全文建议</w:t>
+        <w:t xml:space="preserve">5.8 编辑改稿：目前的空白</w:t>
       </w:r>
     </w:p>
     <w:p>
@@ -3135,25 +5048,7 @@
         <w:pStyle w:val="FirstParagraph"/>
       </w:pPr>
       <w:r>
-        <w:t xml:space="preserve">只给质量层面的批注（节奏、爽感、人物），不拦截、不改正文。它的价值尚未验证：编辑会不会看批注、批注准不准都还不知道。</w:t>
-      </w:r>
-    </w:p>
-    <w:bookmarkEnd w:id="29"/>
-    <w:bookmarkStart w:id="30" w:name="编辑改稿目前的空白"/>
-    <w:p>
-      <w:pPr>
-        <w:pStyle w:val="Heading2"/>
-      </w:pPr>
-      <w:r>
-        <w:t xml:space="preserve">4.8 编辑改稿：目前的空白</w:t>
-      </w:r>
-    </w:p>
-    <w:p>
-      <w:pPr>
-        <w:pStyle w:val="FirstParagraph"/>
-      </w:pPr>
-      <w:r>
-        <w:t xml:space="preserve">核心命题是改稿成本，但现有流程里编辑只能阅读和打分。面对一份六成能用的 2 万字稿，编辑真正需要的是：选中某几章，用一句话说明问题（例如”节奏拖了，让反派提前出手”），然后局部重新生成。</w:t>
+        <w:t xml:space="preserve">核心命题是改稿成本，但现有流程里编辑只能阅读和打分。面对一份六成能用的 2 万字稿，编辑真正需要的是：选中第 12 到 15 章，说一句”这里节奏拖了，让反派提前出手”，然后局部重新生成。</w:t>
       </w:r>
     </w:p>
     <w:tbl>
@@ -3234,7 +5129,7 @@
               <w:jc w:val="left"/>
             </w:pPr>
             <w:r>
-              <w:t xml:space="preserve">审稿人（接受或拒绝）还是导演（指挥模型局部重写）</w:t>
+              <w:t xml:space="preserve">审稿人（只接受或拒绝）还是导演（指挥模型局部重写）</w:t>
             </w:r>
           </w:p>
         </w:tc>
@@ -3260,7 +5155,7 @@
               <w:jc w:val="left"/>
             </w:pPr>
             <w:r>
-              <w:t xml:space="preserve">重写某几章后，校验线如何更新、后续章节是否需要跟着改</w:t>
+              <w:t xml:space="preserve">重写某几章后，事实日志如何更新、后续章节是否需要跟着改</w:t>
             </w:r>
           </w:p>
         </w:tc>
@@ -3271,18 +5166,28 @@
         <w:pStyle w:val="BodyText"/>
       </w:pPr>
       <w:r>
-        <w:t xml:space="preserve">这一环可能是降低改稿成本杠杆最大的地方，需要单独设计。</w:t>
-      </w:r>
-    </w:p>
-    <w:bookmarkEnd w:id="30"/>
-    <w:bookmarkEnd w:id="31"/>
-    <w:bookmarkStart w:id="32" w:name="五数据流"/>
+        <w:rPr>
+          <w:bCs/>
+          <w:b/>
+        </w:rPr>
+        <w:t xml:space="preserve">为什么重要：</w:t>
+      </w:r>
+      <w:r>
+        <w:t xml:space="preserve"> </w:t>
+      </w:r>
+      <w:r>
+        <w:t xml:space="preserve">这一环可能是降低改稿成本杠杆最大的地方，比把首稿从 2.5 分提到 3 分更值钱。它同时是投产后零成本标签的来源：编辑改了哪几章、改了多少，直接告诉我们哪里写得不好。</w:t>
+      </w:r>
+    </w:p>
+    <w:bookmarkEnd w:id="42"/>
+    <w:bookmarkEnd w:id="43"/>
+    <w:bookmarkStart w:id="44" w:name="六数据流"/>
     <w:p>
       <w:pPr>
         <w:pStyle w:val="Heading1"/>
       </w:pPr>
       <w:r>
-        <w:t xml:space="preserve">五、数据流</w:t>
+        <w:t xml:space="preserve">六、数据流</w:t>
       </w:r>
     </w:p>
     <w:tbl>
@@ -3679,14 +5584,14 @@
         </w:tc>
       </w:tr>
     </w:tbl>
-    <w:bookmarkEnd w:id="32"/>
-    <w:bookmarkStart w:id="33" w:name="六交给模型能力不做工程机制的部分"/>
+    <w:bookmarkEnd w:id="44"/>
+    <w:bookmarkStart w:id="45" w:name="七交给模型能力不做工程机制的部分"/>
     <w:p>
       <w:pPr>
         <w:pStyle w:val="Heading1"/>
       </w:pPr>
       <w:r>
-        <w:t xml:space="preserve">六、交给模型能力、不做工程机制的部分</w:t>
+        <w:t xml:space="preserve">七、交给模型能力、不做工程机制的部分</w:t>
       </w:r>
     </w:p>
     <w:tbl>
@@ -3830,17 +5735,27 @@
         <w:pStyle w:val="BodyText"/>
       </w:pPr>
       <w:r>
-        <w:t xml:space="preserve">这些在评测中作为”写作模型”一个变量，用方案 × 模型的对照实验来判断瓶颈在哪一层。</w:t>
-      </w:r>
-    </w:p>
-    <w:bookmarkEnd w:id="33"/>
-    <w:bookmarkStart w:id="34" w:name="七暂时不做"/>
+        <w:rPr>
+          <w:bCs/>
+          <w:b/>
+        </w:rPr>
+        <w:t xml:space="preserve">原则：只抓核心决策点及其校验、验证和评测；能靠模型能力解决的，不做工程机制。</w:t>
+      </w:r>
+      <w:r>
+        <w:t xml:space="preserve"> </w:t>
+      </w:r>
+      <w:r>
+        <w:t xml:space="preserve">这些部分在评测中作为”写作模型”一个变量，用”方案 × 模型”的对照实验判断瓶颈在哪一层（见《网文续写测评指标规划》第七节）。</w:t>
+      </w:r>
+    </w:p>
+    <w:bookmarkEnd w:id="45"/>
+    <w:bookmarkStart w:id="46" w:name="八暂时不做"/>
     <w:p>
       <w:pPr>
         <w:pStyle w:val="Heading1"/>
       </w:pPr>
       <w:r>
-        <w:t xml:space="preserve">七、暂时不做</w:t>
+        <w:t xml:space="preserve">八、暂时不做</w:t>
       </w:r>
     </w:p>
     <w:tbl>
@@ -3987,6 +5902,32 @@
               <w:jc w:val="left"/>
             </w:pPr>
             <w:r>
+              <w:t xml:space="preserve">独立的人物跑偏检查</w:t>
+            </w:r>
+          </w:p>
+        </w:tc>
+        <w:tc>
+          <w:tcPr/>
+          <w:p>
+            <w:pPr>
+              <w:pStyle w:val="Compact"/>
+              <w:jc w:val="left"/>
+            </w:pPr>
+            <w:r>
+              <w:t xml:space="preserve">在原文理解时把人物行为特征摘出来，从源头预防</w:t>
+            </w:r>
+          </w:p>
+        </w:tc>
+      </w:tr>
+      <w:tr>
+        <w:tc>
+          <w:tcPr/>
+          <w:p>
+            <w:pPr>
+              <w:pStyle w:val="Compact"/>
+              <w:jc w:val="left"/>
+            </w:pPr>
+            <w:r>
               <w:t xml:space="preserve">引文超长作废整本批注、改一章重审全文、原文长度上限</w:t>
             </w:r>
           </w:p>
@@ -3999,20 +5940,424 @@
               <w:jc w:val="left"/>
             </w:pPr>
             <w:r>
-              <w:t xml:space="preserve">等编辑真正用起来遇到时再修</w:t>
+              <w:t xml:space="preserve">工程问题，等编辑真正用起来遇到时再修</w:t>
             </w:r>
           </w:p>
         </w:tc>
       </w:tr>
     </w:tbl>
-    <w:bookmarkEnd w:id="34"/>
-    <w:bookmarkStart w:id="35" w:name="八下一步"/>
+    <w:bookmarkEnd w:id="46"/>
+    <w:bookmarkStart w:id="47" w:name="九下一步"/>
     <w:p>
       <w:pPr>
         <w:pStyle w:val="Heading1"/>
       </w:pPr>
       <w:r>
-        <w:t xml:space="preserve">八、下一步</w:t>
+        <w:t xml:space="preserve">九、下一步</w:t>
+      </w:r>
+    </w:p>
+    <w:tbl>
+      <w:tblPr>
+        <w:tblW w:type="pct" w:w="5000"/>
+        <w:tblLook w:firstRow="1" w:lastRow="0" w:firstColumn="0" w:lastColumn="0" w:noHBand="0" w:noVBand="0" w:val="0020"/>
+        <w:jc w:val="start"/>
+        <w:tblBorders>
+          <w:top w:val="single" w:sz="4" w:color="BFBFBF"/>
+          <w:left w:val="single" w:sz="4" w:color="BFBFBF"/>
+          <w:bottom w:val="single" w:sz="4" w:color="BFBFBF"/>
+          <w:right w:val="single" w:sz="4" w:color="BFBFBF"/>
+          <w:insideH w:val="single" w:sz="4" w:color="BFBFBF"/>
+          <w:insideV w:val="single" w:sz="4" w:color="BFBFBF"/>
+        </w:tblBorders>
+      </w:tblPr>
+      <w:tblGrid>
+        <w:gridCol w:w="1980"/>
+        <w:gridCol w:w="1980"/>
+        <w:gridCol w:w="1980"/>
+        <w:gridCol w:w="1980"/>
+      </w:tblGrid>
+      <w:tr>
+        <w:trPr>
+          <w:tblHeader w:val="true"/>
+        </w:trPr>
+        <w:tc>
+          <w:tcPr>
+            <w:shd w:val="clear" w:fill="EEF1F5"/>
+          </w:tcPr>
+          <w:p>
+            <w:pPr>
+              <w:pStyle w:val="Compact"/>
+              <w:jc w:val="left"/>
+            </w:pPr>
+            <w:r>
+              <w:rPr>
+                <w:b/>
+              </w:rPr>
+              <w:t xml:space="preserve">顺序</w:t>
+            </w:r>
+          </w:p>
+        </w:tc>
+        <w:tc>
+          <w:tcPr>
+            <w:shd w:val="clear" w:fill="EEF1F5"/>
+          </w:tcPr>
+          <w:p>
+            <w:pPr>
+              <w:pStyle w:val="Compact"/>
+              <w:jc w:val="left"/>
+            </w:pPr>
+            <w:r>
+              <w:rPr>
+                <w:b/>
+              </w:rPr>
+              <w:t xml:space="preserve">事项</w:t>
+            </w:r>
+          </w:p>
+        </w:tc>
+        <w:tc>
+          <w:tcPr>
+            <w:shd w:val="clear" w:fill="EEF1F5"/>
+          </w:tcPr>
+          <w:p>
+            <w:pPr>
+              <w:pStyle w:val="Compact"/>
+              <w:jc w:val="left"/>
+            </w:pPr>
+            <w:r>
+              <w:rPr>
+                <w:b/>
+              </w:rPr>
+              <w:t xml:space="preserve">产出</w:t>
+            </w:r>
+          </w:p>
+        </w:tc>
+        <w:tc>
+          <w:tcPr>
+            <w:shd w:val="clear" w:fill="EEF1F5"/>
+          </w:tcPr>
+          <w:p>
+            <w:pPr>
+              <w:pStyle w:val="Compact"/>
+              <w:jc w:val="left"/>
+            </w:pPr>
+            <w:r>
+              <w:rPr>
+                <w:b/>
+              </w:rPr>
+              <w:t xml:space="preserve">为什么排在这里</w:t>
+            </w:r>
+          </w:p>
+        </w:tc>
+      </w:tr>
+      <w:tr>
+        <w:tc>
+          <w:tcPr/>
+          <w:p>
+            <w:pPr>
+              <w:pStyle w:val="Compact"/>
+              <w:jc w:val="left"/>
+            </w:pPr>
+            <w:r>
+              <w:t xml:space="preserve">1</w:t>
+            </w:r>
+          </w:p>
+        </w:tc>
+        <w:tc>
+          <w:tcPr/>
+          <w:p>
+            <w:pPr>
+              <w:pStyle w:val="Compact"/>
+              <w:jc w:val="left"/>
+            </w:pPr>
+            <w:r>
+              <w:t xml:space="preserve">人工验证：用手工推演好的方向，直接喂给现有写作节点，只改章长，与旧版一起成对送编辑</w:t>
+            </w:r>
+          </w:p>
+        </w:tc>
+        <w:tc>
+          <w:tcPr/>
+          <w:p>
+            <w:pPr>
+              <w:pStyle w:val="Compact"/>
+              <w:jc w:val="left"/>
+            </w:pPr>
+            <w:r>
+              <w:t xml:space="preserve">方向策略是否有效的初步答案</w:t>
+            </w:r>
+          </w:p>
+        </w:tc>
+        <w:tc>
+          <w:tcPr/>
+          <w:p>
+            <w:pPr>
+              <w:pStyle w:val="Compact"/>
+              <w:jc w:val="left"/>
+            </w:pPr>
+            <w:r>
+              <w:t xml:space="preserve">几天就能做完；如果没有明显改善，说明瓶颈在写作而不在策略，接入 N1、N2 的工作可以省掉</w:t>
+            </w:r>
+          </w:p>
+        </w:tc>
+      </w:tr>
+      <w:tr>
+        <w:tc>
+          <w:tcPr/>
+          <w:p>
+            <w:pPr>
+              <w:pStyle w:val="Compact"/>
+              <w:jc w:val="left"/>
+            </w:pPr>
+            <w:r>
+              <w:t xml:space="preserve">2</w:t>
+            </w:r>
+          </w:p>
+        </w:tc>
+        <w:tc>
+          <w:tcPr/>
+          <w:p>
+            <w:pPr>
+              <w:pStyle w:val="Compact"/>
+              <w:jc w:val="left"/>
+            </w:pPr>
+            <w:r>
+              <w:t xml:space="preserve">把提示词草案（N1、N2）接入流程，章长改为按原文中位数</w:t>
+            </w:r>
+          </w:p>
+        </w:tc>
+        <w:tc>
+          <w:tcPr/>
+          <w:p>
+            <w:pPr>
+              <w:pStyle w:val="Compact"/>
+              <w:jc w:val="left"/>
+            </w:pPr>
+            <w:r>
+              <w:t xml:space="preserve">新版方向与大纲</w:t>
+            </w:r>
+          </w:p>
+        </w:tc>
+        <w:tc>
+          <w:tcPr/>
+          <w:p>
+            <w:pPr>
+              <w:pStyle w:val="Compact"/>
+              <w:jc w:val="left"/>
+            </w:pPr>
+            <w:r>
+              <w:t xml:space="preserve">第 1 步证明策略有效之后再投入工程</w:t>
+            </w:r>
+          </w:p>
+        </w:tc>
+      </w:tr>
+      <w:tr>
+        <w:tc>
+          <w:tcPr/>
+          <w:p>
+            <w:pPr>
+              <w:pStyle w:val="Compact"/>
+              <w:jc w:val="left"/>
+            </w:pPr>
+            <w:r>
+              <w:t xml:space="preserve">3</w:t>
+            </w:r>
+          </w:p>
+        </w:tc>
+        <w:tc>
+          <w:tcPr/>
+          <w:p>
+            <w:pPr>
+              <w:pStyle w:val="Compact"/>
+              <w:jc w:val="left"/>
+            </w:pPr>
+            <w:r>
+              <w:t xml:space="preserve">人工核对上一轮全文审核报出的高严重度问题；做埋错测试</w:t>
+            </w:r>
+          </w:p>
+        </w:tc>
+        <w:tc>
+          <w:tcPr/>
+          <w:p>
+            <w:pPr>
+              <w:pStyle w:val="Compact"/>
+              <w:jc w:val="left"/>
+            </w:pPr>
+            <w:r>
+              <w:t xml:space="preserve">一致性问题的严重程度、校验精确率基线</w:t>
+            </w:r>
+          </w:p>
+        </w:tc>
+        <w:tc>
+          <w:tcPr/>
+          <w:p>
+            <w:pPr>
+              <w:pStyle w:val="Compact"/>
+              <w:jc w:val="left"/>
+            </w:pPr>
+            <w:r>
+              <w:t xml:space="preserve">决定校验线的优先级</w:t>
+            </w:r>
+          </w:p>
+        </w:tc>
+      </w:tr>
+      <w:tr>
+        <w:tc>
+          <w:tcPr/>
+          <w:p>
+            <w:pPr>
+              <w:pStyle w:val="Compact"/>
+              <w:jc w:val="left"/>
+            </w:pPr>
+            <w:r>
+              <w:t xml:space="preserve">4</w:t>
+            </w:r>
+          </w:p>
+        </w:tc>
+        <w:tc>
+          <w:tcPr/>
+          <w:p>
+            <w:pPr>
+              <w:pStyle w:val="Compact"/>
+              <w:jc w:val="left"/>
+            </w:pPr>
+            <w:r>
+              <w:t xml:space="preserve">实现校验线，全部类别先只批注</w:t>
+            </w:r>
+          </w:p>
+        </w:tc>
+        <w:tc>
+          <w:tcPr/>
+          <w:p>
+            <w:pPr>
+              <w:pStyle w:val="Compact"/>
+              <w:jc w:val="left"/>
+            </w:pPr>
+            <w:r>
+              <w:t xml:space="preserve">事实日志与冲突批注</w:t>
+            </w:r>
+          </w:p>
+        </w:tc>
+        <w:tc>
+          <w:tcPr/>
+          <w:p>
+            <w:pPr>
+              <w:pStyle w:val="Compact"/>
+              <w:jc w:val="left"/>
+            </w:pPr>
+            <w:r>
+              <w:t xml:space="preserve">—</w:t>
+            </w:r>
+          </w:p>
+        </w:tc>
+      </w:tr>
+      <w:tr>
+        <w:tc>
+          <w:tcPr/>
+          <w:p>
+            <w:pPr>
+              <w:pStyle w:val="Compact"/>
+              <w:jc w:val="left"/>
+            </w:pPr>
+            <w:r>
+              <w:t xml:space="preserve">5</w:t>
+            </w:r>
+          </w:p>
+        </w:tc>
+        <w:tc>
+          <w:tcPr/>
+          <w:p>
+            <w:pPr>
+              <w:pStyle w:val="Compact"/>
+              <w:jc w:val="left"/>
+            </w:pPr>
+            <w:r>
+              <w:t xml:space="preserve">设计 N4 宏观结构：请编辑标注原作爽点，归纳节奏</w:t>
+            </w:r>
+          </w:p>
+        </w:tc>
+        <w:tc>
+          <w:tcPr/>
+          <w:p>
+            <w:pPr>
+              <w:pStyle w:val="Compact"/>
+              <w:jc w:val="left"/>
+            </w:pPr>
+            <w:r>
+              <w:t xml:space="preserve">节奏规则初版</w:t>
+            </w:r>
+          </w:p>
+        </w:tc>
+        <w:tc>
+          <w:tcPr/>
+          <w:p>
+            <w:pPr>
+              <w:pStyle w:val="Compact"/>
+              <w:jc w:val="left"/>
+            </w:pPr>
+            <w:r>
+              <w:t xml:space="preserve">编辑评分最低的一项</w:t>
+            </w:r>
+          </w:p>
+        </w:tc>
+      </w:tr>
+      <w:tr>
+        <w:tc>
+          <w:tcPr/>
+          <w:p>
+            <w:pPr>
+              <w:pStyle w:val="Compact"/>
+              <w:jc w:val="left"/>
+            </w:pPr>
+            <w:r>
+              <w:t xml:space="preserve">6</w:t>
+            </w:r>
+          </w:p>
+        </w:tc>
+        <w:tc>
+          <w:tcPr/>
+          <w:p>
+            <w:pPr>
+              <w:pStyle w:val="Compact"/>
+              <w:jc w:val="left"/>
+            </w:pPr>
+            <w:r>
+              <w:t xml:space="preserve">设计编辑改稿环节</w:t>
+            </w:r>
+          </w:p>
+        </w:tc>
+        <w:tc>
+          <w:tcPr/>
+          <w:p>
+            <w:pPr>
+              <w:pStyle w:val="Compact"/>
+              <w:jc w:val="left"/>
+            </w:pPr>
+            <w:r>
+              <w:t xml:space="preserve">局部重生成方案</w:t>
+            </w:r>
+          </w:p>
+        </w:tc>
+        <w:tc>
+          <w:tcPr/>
+          <w:p>
+            <w:pPr>
+              <w:pStyle w:val="Compact"/>
+              <w:jc w:val="left"/>
+            </w:pPr>
+            <w:r>
+              <w:t xml:space="preserve">改稿成本杠杆最大的地方</w:t>
+            </w:r>
+          </w:p>
+        </w:tc>
+      </w:tr>
+    </w:tbl>
+    <w:bookmarkEnd w:id="47"/>
+    <w:bookmarkStart w:id="48" w:name="十待决问题"/>
+    <w:p>
+      <w:pPr>
+        <w:pStyle w:val="Heading1"/>
+      </w:pPr>
+      <w:r>
+        <w:t xml:space="preserve">十、待决问题</w:t>
       </w:r>
     </w:p>
     <w:tbl>
@@ -4051,282 +6396,6 @@
               <w:rPr>
                 <w:b/>
               </w:rPr>
-              <w:t xml:space="preserve">顺序</w:t>
-            </w:r>
-          </w:p>
-        </w:tc>
-        <w:tc>
-          <w:tcPr>
-            <w:shd w:val="clear" w:fill="EEF1F5"/>
-          </w:tcPr>
-          <w:p>
-            <w:pPr>
-              <w:pStyle w:val="Compact"/>
-              <w:jc w:val="left"/>
-            </w:pPr>
-            <w:r>
-              <w:rPr>
-                <w:b/>
-              </w:rPr>
-              <w:t xml:space="preserve">事项</w:t>
-            </w:r>
-          </w:p>
-        </w:tc>
-        <w:tc>
-          <w:tcPr>
-            <w:shd w:val="clear" w:fill="EEF1F5"/>
-          </w:tcPr>
-          <w:p>
-            <w:pPr>
-              <w:pStyle w:val="Compact"/>
-              <w:jc w:val="left"/>
-            </w:pPr>
-            <w:r>
-              <w:rPr>
-                <w:b/>
-              </w:rPr>
-              <w:t xml:space="preserve">产出</w:t>
-            </w:r>
-          </w:p>
-        </w:tc>
-      </w:tr>
-      <w:tr>
-        <w:tc>
-          <w:tcPr/>
-          <w:p>
-            <w:pPr>
-              <w:pStyle w:val="Compact"/>
-              <w:jc w:val="left"/>
-            </w:pPr>
-            <w:r>
-              <w:t xml:space="preserve">1</w:t>
-            </w:r>
-          </w:p>
-        </w:tc>
-        <w:tc>
-          <w:tcPr/>
-          <w:p>
-            <w:pPr>
-              <w:pStyle w:val="Compact"/>
-              <w:jc w:val="left"/>
-            </w:pPr>
-            <w:r>
-              <w:t xml:space="preserve">把提示词草案（N1、N2）接入流程，章长改为按原文中位数</w:t>
-            </w:r>
-          </w:p>
-        </w:tc>
-        <w:tc>
-          <w:tcPr/>
-          <w:p>
-            <w:pPr>
-              <w:pStyle w:val="Compact"/>
-              <w:jc w:val="left"/>
-            </w:pPr>
-            <w:r>
-              <w:t xml:space="preserve">新版方向与大纲</w:t>
-            </w:r>
-          </w:p>
-        </w:tc>
-      </w:tr>
-      <w:tr>
-        <w:tc>
-          <w:tcPr/>
-          <w:p>
-            <w:pPr>
-              <w:pStyle w:val="Compact"/>
-              <w:jc w:val="left"/>
-            </w:pPr>
-            <w:r>
-              <w:t xml:space="preserve">2</w:t>
-            </w:r>
-          </w:p>
-        </w:tc>
-        <w:tc>
-          <w:tcPr/>
-          <w:p>
-            <w:pPr>
-              <w:pStyle w:val="Compact"/>
-              <w:jc w:val="left"/>
-            </w:pPr>
-            <w:r>
-              <w:t xml:space="preserve">人工核对上一轮全文审核报出的高严重度问题；做埋错测试</w:t>
-            </w:r>
-          </w:p>
-        </w:tc>
-        <w:tc>
-          <w:tcPr/>
-          <w:p>
-            <w:pPr>
-              <w:pStyle w:val="Compact"/>
-              <w:jc w:val="left"/>
-            </w:pPr>
-            <w:r>
-              <w:t xml:space="preserve">一致性问题的严重程度、校验精确率基线</w:t>
-            </w:r>
-          </w:p>
-        </w:tc>
-      </w:tr>
-      <w:tr>
-        <w:tc>
-          <w:tcPr/>
-          <w:p>
-            <w:pPr>
-              <w:pStyle w:val="Compact"/>
-              <w:jc w:val="left"/>
-            </w:pPr>
-            <w:r>
-              <w:t xml:space="preserve">3</w:t>
-            </w:r>
-          </w:p>
-        </w:tc>
-        <w:tc>
-          <w:tcPr/>
-          <w:p>
-            <w:pPr>
-              <w:pStyle w:val="Compact"/>
-              <w:jc w:val="left"/>
-            </w:pPr>
-            <w:r>
-              <w:t xml:space="preserve">实现校验线，全部类别先只批注</w:t>
-            </w:r>
-          </w:p>
-        </w:tc>
-        <w:tc>
-          <w:tcPr/>
-          <w:p>
-            <w:pPr>
-              <w:pStyle w:val="Compact"/>
-              <w:jc w:val="left"/>
-            </w:pPr>
-            <w:r>
-              <w:t xml:space="preserve">事实日志与冲突批注</w:t>
-            </w:r>
-          </w:p>
-        </w:tc>
-      </w:tr>
-      <w:tr>
-        <w:tc>
-          <w:tcPr/>
-          <w:p>
-            <w:pPr>
-              <w:pStyle w:val="Compact"/>
-              <w:jc w:val="left"/>
-            </w:pPr>
-            <w:r>
-              <w:t xml:space="preserve">4</w:t>
-            </w:r>
-          </w:p>
-        </w:tc>
-        <w:tc>
-          <w:tcPr/>
-          <w:p>
-            <w:pPr>
-              <w:pStyle w:val="Compact"/>
-              <w:jc w:val="left"/>
-            </w:pPr>
-            <w:r>
-              <w:t xml:space="preserve">设计 N4 宏观结构：请编辑标注原作爽点，归纳节奏</w:t>
-            </w:r>
-          </w:p>
-        </w:tc>
-        <w:tc>
-          <w:tcPr/>
-          <w:p>
-            <w:pPr>
-              <w:pStyle w:val="Compact"/>
-              <w:jc w:val="left"/>
-            </w:pPr>
-            <w:r>
-              <w:t xml:space="preserve">节奏规则初版</w:t>
-            </w:r>
-          </w:p>
-        </w:tc>
-      </w:tr>
-      <w:tr>
-        <w:tc>
-          <w:tcPr/>
-          <w:p>
-            <w:pPr>
-              <w:pStyle w:val="Compact"/>
-              <w:jc w:val="left"/>
-            </w:pPr>
-            <w:r>
-              <w:t xml:space="preserve">5</w:t>
-            </w:r>
-          </w:p>
-        </w:tc>
-        <w:tc>
-          <w:tcPr/>
-          <w:p>
-            <w:pPr>
-              <w:pStyle w:val="Compact"/>
-              <w:jc w:val="left"/>
-            </w:pPr>
-            <w:r>
-              <w:t xml:space="preserve">设计编辑改稿环节</w:t>
-            </w:r>
-          </w:p>
-        </w:tc>
-        <w:tc>
-          <w:tcPr/>
-          <w:p>
-            <w:pPr>
-              <w:pStyle w:val="Compact"/>
-              <w:jc w:val="left"/>
-            </w:pPr>
-            <w:r>
-              <w:t xml:space="preserve">局部重生成方案</w:t>
-            </w:r>
-          </w:p>
-        </w:tc>
-      </w:tr>
-    </w:tbl>
-    <w:bookmarkEnd w:id="35"/>
-    <w:bookmarkStart w:id="36" w:name="九待决问题"/>
-    <w:p>
-      <w:pPr>
-        <w:pStyle w:val="Heading1"/>
-      </w:pPr>
-      <w:r>
-        <w:t xml:space="preserve">九、待决问题</w:t>
-      </w:r>
-    </w:p>
-    <w:tbl>
-      <w:tblPr>
-        <w:tblW w:type="pct" w:w="5000"/>
-        <w:tblLook w:firstRow="1" w:lastRow="0" w:firstColumn="0" w:lastColumn="0" w:noHBand="0" w:noVBand="0" w:val="0020"/>
-        <w:jc w:val="start"/>
-        <w:tblBorders>
-          <w:top w:val="single" w:sz="4" w:color="BFBFBF"/>
-          <w:left w:val="single" w:sz="4" w:color="BFBFBF"/>
-          <w:bottom w:val="single" w:sz="4" w:color="BFBFBF"/>
-          <w:right w:val="single" w:sz="4" w:color="BFBFBF"/>
-          <w:insideH w:val="single" w:sz="4" w:color="BFBFBF"/>
-          <w:insideV w:val="single" w:sz="4" w:color="BFBFBF"/>
-        </w:tblBorders>
-      </w:tblPr>
-      <w:tblGrid>
-        <w:gridCol w:w="2640"/>
-        <w:gridCol w:w="2640"/>
-        <w:gridCol w:w="2640"/>
-      </w:tblGrid>
-      <w:tr>
-        <w:trPr>
-          <w:tblHeader w:val="true"/>
-        </w:trPr>
-        <w:tc>
-          <w:tcPr>
-            <w:shd w:val="clear" w:fill="EEF1F5"/>
-          </w:tcPr>
-          <w:p>
-            <w:pPr>
-              <w:pStyle w:val="Compact"/>
-              <w:jc w:val="left"/>
-            </w:pPr>
-            <w:r>
-              <w:rPr>
-                <w:b/>
-              </w:rPr>
               <w:t xml:space="preserve">问题</w:t>
             </w:r>
           </w:p>
@@ -4387,7 +6456,7 @@
               <w:jc w:val="left"/>
             </w:pPr>
             <w:r>
-              <w:t xml:space="preserve">决定方向生成的门槛</w:t>
+              <w:t xml:space="preserve">决定方向生成的门槛；情感高光极强的书最受影响</w:t>
             </w:r>
           </w:p>
         </w:tc>
@@ -4632,8 +6701,46 @@
           </w:p>
         </w:tc>
       </w:tr>
+      <w:tr>
+        <w:tc>
+          <w:tcPr/>
+          <w:p>
+            <w:pPr>
+              <w:pStyle w:val="Compact"/>
+              <w:jc w:val="left"/>
+            </w:pPr>
+            <w:r>
+              <w:t xml:space="preserve">书量增大后，方向是否需要按题材的默认规则</w:t>
+            </w:r>
+          </w:p>
+        </w:tc>
+        <w:tc>
+          <w:tcPr/>
+          <w:p>
+            <w:pPr>
+              <w:pStyle w:val="Compact"/>
+              <w:jc w:val="left"/>
+            </w:pPr>
+            <w:r>
+              <w:t xml:space="preserve">决定自动选择的复杂度</w:t>
+            </w:r>
+          </w:p>
+        </w:tc>
+        <w:tc>
+          <w:tcPr/>
+          <w:p>
+            <w:pPr>
+              <w:pStyle w:val="Compact"/>
+              <w:jc w:val="left"/>
+            </w:pPr>
+            <w:r>
+              <w:t xml:space="preserve">编辑改动数据积累后</w:t>
+            </w:r>
+          </w:p>
+        </w:tc>
+      </w:tr>
     </w:tbl>
-    <w:bookmarkEnd w:id="36"/>
+    <w:bookmarkEnd w:id="48"/>
     <w:sectPr/>
   </w:body>
 </w:document>
@@ -4740,8 +6847,214 @@
       </w:pPr>
     </w:lvl>
   </w:abstractNum>
+  <w:abstractNum w:abstractNumId="991">
+    <w:nsid w:val="A991"/>
+    <w:multiLevelType w:val="multilevel"/>
+    <w:lvl w:ilvl="0">
+      <w:numFmt w:val="bullet"/>
+      <w:lvlText w:val="•"/>
+      <w:lvlJc w:val="left"/>
+      <w:pPr>
+        <w:ind w:left="720" w:hanging="480"/>
+      </w:pPr>
+    </w:lvl>
+    <w:lvl w:ilvl="1">
+      <w:numFmt w:val="bullet"/>
+      <w:lvlText w:val="–"/>
+      <w:lvlJc w:val="left"/>
+      <w:pPr>
+        <w:ind w:left="1440" w:hanging="480"/>
+      </w:pPr>
+    </w:lvl>
+    <w:lvl w:ilvl="2">
+      <w:numFmt w:val="bullet"/>
+      <w:lvlText w:val="•"/>
+      <w:lvlJc w:val="left"/>
+      <w:pPr>
+        <w:ind w:left="2160" w:hanging="480"/>
+      </w:pPr>
+    </w:lvl>
+    <w:lvl w:ilvl="3">
+      <w:numFmt w:val="bullet"/>
+      <w:lvlText w:val="–"/>
+      <w:lvlJc w:val="left"/>
+      <w:pPr>
+        <w:ind w:left="2880" w:hanging="480"/>
+      </w:pPr>
+    </w:lvl>
+    <w:lvl w:ilvl="4">
+      <w:numFmt w:val="bullet"/>
+      <w:lvlText w:val="•"/>
+      <w:lvlJc w:val="left"/>
+      <w:pPr>
+        <w:ind w:left="3600" w:hanging="480"/>
+      </w:pPr>
+    </w:lvl>
+    <w:lvl w:ilvl="5">
+      <w:numFmt w:val="bullet"/>
+      <w:lvlText w:val="–"/>
+      <w:lvlJc w:val="left"/>
+      <w:pPr>
+        <w:ind w:left="4320" w:hanging="480"/>
+      </w:pPr>
+    </w:lvl>
+    <w:lvl w:ilvl="6">
+      <w:numFmt w:val="bullet"/>
+      <w:lvlText w:val="•"/>
+      <w:lvlJc w:val="left"/>
+      <w:pPr>
+        <w:ind w:left="5040" w:hanging="480"/>
+      </w:pPr>
+    </w:lvl>
+    <w:lvl w:ilvl="7">
+      <w:numFmt w:val="bullet"/>
+      <w:lvlText w:val="–"/>
+      <w:lvlJc w:val="left"/>
+      <w:pPr>
+        <w:ind w:left="5760" w:hanging="480"/>
+      </w:pPr>
+    </w:lvl>
+    <w:lvl w:ilvl="8">
+      <w:numFmt w:val="bullet"/>
+      <w:lvlText w:val="•"/>
+      <w:lvlJc w:val="left"/>
+      <w:pPr>
+        <w:ind w:left="6480" w:hanging="480"/>
+      </w:pPr>
+    </w:lvl>
+  </w:abstractNum>
+  <w:abstractNum w:abstractNumId="99411">
+    <w:nsid w:val="A99411"/>
+    <w:multiLevelType w:val="multilevel"/>
+    <w:lvl w:ilvl="0">
+      <w:start w:val="1"/>
+      <w:numFmt w:val="decimal"/>
+      <w:lvlText w:val="%1."/>
+      <w:lvlJc w:val="left"/>
+      <w:pPr>
+        <w:ind w:left="720" w:hanging="480"/>
+      </w:pPr>
+    </w:lvl>
+    <w:lvl w:ilvl="1">
+      <w:start w:val="1"/>
+      <w:numFmt w:val="decimal"/>
+      <w:lvlText w:val="%2."/>
+      <w:lvlJc w:val="left"/>
+      <w:pPr>
+        <w:ind w:left="1440" w:hanging="480"/>
+      </w:pPr>
+    </w:lvl>
+    <w:lvl w:ilvl="2">
+      <w:start w:val="1"/>
+      <w:numFmt w:val="decimal"/>
+      <w:lvlText w:val="%3."/>
+      <w:lvlJc w:val="left"/>
+      <w:pPr>
+        <w:ind w:left="2160" w:hanging="480"/>
+      </w:pPr>
+    </w:lvl>
+    <w:lvl w:ilvl="3">
+      <w:start w:val="1"/>
+      <w:numFmt w:val="decimal"/>
+      <w:lvlText w:val="%4."/>
+      <w:lvlJc w:val="left"/>
+      <w:pPr>
+        <w:ind w:left="2880" w:hanging="480"/>
+      </w:pPr>
+    </w:lvl>
+    <w:lvl w:ilvl="4">
+      <w:start w:val="1"/>
+      <w:numFmt w:val="decimal"/>
+      <w:lvlText w:val="%5."/>
+      <w:lvlJc w:val="left"/>
+      <w:pPr>
+        <w:ind w:left="3600" w:hanging="480"/>
+      </w:pPr>
+    </w:lvl>
+    <w:lvl w:ilvl="5">
+      <w:start w:val="1"/>
+      <w:numFmt w:val="decimal"/>
+      <w:lvlText w:val="%6."/>
+      <w:lvlJc w:val="left"/>
+      <w:pPr>
+        <w:ind w:left="4320" w:hanging="480"/>
+      </w:pPr>
+    </w:lvl>
+    <w:lvl w:ilvl="6">
+      <w:start w:val="1"/>
+      <w:numFmt w:val="decimal"/>
+      <w:lvlText w:val="%7."/>
+      <w:lvlJc w:val="left"/>
+      <w:pPr>
+        <w:ind w:left="5040" w:hanging="480"/>
+      </w:pPr>
+    </w:lvl>
+    <w:lvl w:ilvl="7">
+      <w:start w:val="1"/>
+      <w:numFmt w:val="decimal"/>
+      <w:lvlText w:val="%8."/>
+      <w:lvlJc w:val="left"/>
+      <w:pPr>
+        <w:ind w:left="5760" w:hanging="480"/>
+      </w:pPr>
+    </w:lvl>
+    <w:lvl w:ilvl="8">
+      <w:start w:val="1"/>
+      <w:numFmt w:val="decimal"/>
+      <w:lvlText w:val="%9."/>
+      <w:lvlJc w:val="left"/>
+      <w:pPr>
+        <w:ind w:left="6480" w:hanging="480"/>
+      </w:pPr>
+    </w:lvl>
+  </w:abstractNum>
   <w:num w:numId="1000">
     <w:abstractNumId w:val="990"/>
+  </w:num>
+  <w:num w:numId="1001">
+    <w:abstractNumId w:val="991"/>
+  </w:num>
+  <w:num w:numId="1002">
+    <w:abstractNumId w:val="99411"/>
+    <w:lvlOverride w:ilvl="0">
+      <w:startOverride w:val="1"/>
+    </w:lvlOverride>
+    <w:lvlOverride w:ilvl="1">
+      <w:startOverride w:val="1"/>
+    </w:lvlOverride>
+    <w:lvlOverride w:ilvl="2">
+      <w:startOverride w:val="1"/>
+    </w:lvlOverride>
+    <w:lvlOverride w:ilvl="3">
+      <w:startOverride w:val="1"/>
+    </w:lvlOverride>
+    <w:lvlOverride w:ilvl="4">
+      <w:startOverride w:val="1"/>
+    </w:lvlOverride>
+    <w:lvlOverride w:ilvl="5">
+      <w:startOverride w:val="1"/>
+    </w:lvlOverride>
+    <w:lvlOverride w:ilvl="6">
+      <w:startOverride w:val="1"/>
+    </w:lvlOverride>
+    <w:lvlOverride w:ilvl="7">
+      <w:startOverride w:val="1"/>
+    </w:lvlOverride>
+    <w:lvlOverride w:ilvl="8">
+      <w:startOverride w:val="1"/>
+    </w:lvlOverride>
+  </w:num>
+  <w:num w:numId="1003">
+    <w:abstractNumId w:val="991"/>
+  </w:num>
+  <w:num w:numId="1004">
+    <w:abstractNumId w:val="991"/>
+  </w:num>
+  <w:num w:numId="1005">
+    <w:abstractNumId w:val="991"/>
+  </w:num>
+  <w:num w:numId="1006">
+    <w:abstractNumId w:val="991"/>
   </w:num>
 </w:numbering>
 </file>
